--- a/backend/data/audit_report_templates/report_body/1.2 模版A-无保留意见审计报告模板（上市公司、三板创新层及公开发债）-详版.docx
+++ b/backend/data/audit_report_templates/report_body/1.2 模版A-无保留意见审计报告模板（上市公司、三板创新层及公开发债）-详版.docx
@@ -63,6 +63,7 @@
     <w:p>
       <w:pPr>
         <w:spacing w:line="360" w:lineRule="auto"/>
+        <w:ind w:firstLine="420"/>
         <w:jc w:val="center"/>
         <w:outlineLvl w:val="0"/>
         <w:rPr>
@@ -76,36 +77,37 @@
       </w:pPr>
       <w:r>
         <w:rPr>
-          <w:rFonts w:hint="eastAsia" w:ascii="黑体" w:hAnsi="Arial Narrow" w:eastAsia="黑体"/>
+          <w:rFonts w:hint="eastAsia" w:ascii="Times New Roman" w:hAnsi="Times New Roman" w:eastAsia="仿宋_GB2312"/>
+          <w:b/>
+          <w:color w:val="auto"/>
+          <w:sz w:val="24"/>
+          <w:szCs w:val="48"/>
+          <w:lang w:eastAsia="zh-CN"/>
+        </w:rPr>
+        <w:t>{{company_full_name}}</w:t>
+      </w:r>
+    </w:p>
+    <w:p>
+      <w:pPr>
+        <w:spacing w:line="360" w:lineRule="auto"/>
+        <w:ind w:firstLine="420"/>
+        <w:jc w:val="center"/>
+        <w:outlineLvl w:val="0"/>
+        <w:rPr>
+          <w:rFonts w:ascii="黑体" w:hAnsi="Arial Narrow" w:eastAsia="黑体"/>
           <w:b/>
           <w:color w:val="auto"/>
           <w:sz w:val="48"/>
           <w:szCs w:val="48"/>
           <w:lang w:eastAsia="zh-CN"/>
         </w:rPr>
-        <w:t>{{company_full_name}}</w:t>
-      </w:r>
-    </w:p>
-    <w:p>
-      <w:pPr>
-        <w:spacing w:line="360" w:lineRule="auto"/>
-        <w:jc w:val="center"/>
-        <w:outlineLvl w:val="0"/>
-        <w:rPr>
-          <w:rFonts w:ascii="黑体" w:hAnsi="Arial Narrow" w:eastAsia="黑体"/>
+      </w:pPr>
+      <w:r>
+        <w:rPr>
+          <w:rFonts w:hint="eastAsia" w:ascii="Times New Roman" w:hAnsi="Times New Roman" w:eastAsia="仿宋_GB2312"/>
           <w:b/>
           <w:color w:val="auto"/>
-          <w:sz w:val="48"/>
-          <w:szCs w:val="48"/>
-          <w:lang w:eastAsia="zh-CN"/>
-        </w:rPr>
-      </w:pPr>
-      <w:r>
-        <w:rPr>
-          <w:rFonts w:hint="eastAsia" w:ascii="黑体" w:hAnsi="Arial Narrow" w:eastAsia="黑体"/>
-          <w:b/>
-          <w:color w:val="auto"/>
-          <w:sz w:val="48"/>
+          <w:sz w:val="24"/>
           <w:szCs w:val="48"/>
           <w:lang w:eastAsia="zh-CN"/>
         </w:rPr>
@@ -1345,6 +1347,7 @@
     <w:p>
       <w:pPr>
         <w:spacing w:line="340" w:lineRule="atLeast"/>
+        <w:ind w:firstLine="420"/>
         <w:jc w:val="right"/>
         <w:rPr>
           <w:rFonts w:ascii="Arial Narrow" w:hAnsi="Arial Narrow" w:eastAsia="仿宋_GB2312"/>
@@ -1356,7 +1359,7 @@
       </w:pPr>
       <w:r>
         <w:rPr>
-          <w:rFonts w:hint="eastAsia" w:ascii="Arial Narrow" w:hAnsi="Arial Narrow" w:eastAsia="仿宋_GB2312"/>
+          <w:rFonts w:hint="eastAsia" w:ascii="Times New Roman" w:hAnsi="Times New Roman" w:eastAsia="仿宋_GB2312"/>
           <w:spacing w:val="4"/>
           <w:sz w:val="24"/>
           <w:lang w:eastAsia="zh-CN"/>
@@ -1380,6 +1383,7 @@
     <w:p>
       <w:pPr>
         <w:spacing w:before="120" w:beforeLines="50" w:line="300" w:lineRule="auto"/>
+        <w:ind w:firstLine="420"/>
         <w:outlineLvl w:val="0"/>
         <w:rPr>
           <w:rFonts w:ascii="Arial Narrow" w:hAnsi="Arial Narrow" w:eastAsia="仿宋_GB2312"/>
@@ -1393,7 +1397,7 @@
       </w:pPr>
       <w:r>
         <w:rPr>
-          <w:rFonts w:ascii="Arial Narrow" w:hAnsi="Arial Narrow" w:eastAsia="仿宋_GB2312"/>
+          <w:rFonts w:ascii="Times New Roman" w:hAnsi="Times New Roman" w:eastAsia="仿宋_GB2312"/>
           <w:b/>
           <w:color w:val="auto"/>
           <w:spacing w:val="4"/>
@@ -1433,18 +1437,18 @@
     <w:p>
       <w:pPr>
         <w:spacing w:before="120" w:beforeLines="50" w:line="300" w:lineRule="auto"/>
-        <w:ind w:firstLine="480" w:firstLineChars="200"/>
-        <w:jc w:val="both"/>
-        <w:rPr>
-          <w:rFonts w:ascii="Arial Narrow" w:hAnsi="Arial Narrow" w:eastAsia="仿宋_GB2312"/>
-          <w:sz w:val="24"/>
-          <w:szCs w:val="24"/>
-          <w:lang w:eastAsia="zh-CN"/>
-        </w:rPr>
-      </w:pPr>
-      <w:r>
-        <w:rPr>
-          <w:rFonts w:hint="eastAsia" w:ascii="Arial Narrow" w:hAnsi="Arial Narrow" w:eastAsia="仿宋_GB2312"/>
+        <w:ind w:firstLineChars="200" w:firstLine="420"/>
+        <w:jc w:val="both"/>
+        <w:rPr>
+          <w:rFonts w:ascii="Arial Narrow" w:hAnsi="Arial Narrow" w:eastAsia="仿宋_GB2312"/>
+          <w:sz w:val="24"/>
+          <w:szCs w:val="24"/>
+          <w:lang w:eastAsia="zh-CN"/>
+        </w:rPr>
+      </w:pPr>
+      <w:r>
+        <w:rPr>
+          <w:rFonts w:hint="eastAsia" w:ascii="Times New Roman" w:hAnsi="Times New Roman" w:eastAsia="仿宋_GB2312"/>
           <w:sz w:val="24"/>
           <w:szCs w:val="24"/>
           <w:lang w:eastAsia="zh-CN"/>
@@ -1455,18 +1459,18 @@
     <w:p>
       <w:pPr>
         <w:spacing w:before="120" w:beforeLines="50" w:line="300" w:lineRule="auto"/>
-        <w:ind w:firstLine="480" w:firstLineChars="200"/>
-        <w:jc w:val="both"/>
-        <w:rPr>
-          <w:rFonts w:ascii="Arial Narrow" w:hAnsi="Arial Narrow" w:eastAsia="仿宋_GB2312"/>
-          <w:sz w:val="24"/>
-          <w:szCs w:val="24"/>
-          <w:lang w:eastAsia="zh-CN"/>
-        </w:rPr>
-      </w:pPr>
-      <w:r>
-        <w:rPr>
-          <w:rFonts w:hint="eastAsia" w:ascii="Arial Narrow" w:hAnsi="Arial Narrow" w:eastAsia="仿宋_GB2312"/>
+        <w:ind w:firstLineChars="200" w:firstLine="420"/>
+        <w:jc w:val="both"/>
+        <w:rPr>
+          <w:rFonts w:ascii="Arial Narrow" w:hAnsi="Arial Narrow" w:eastAsia="仿宋_GB2312"/>
+          <w:sz w:val="24"/>
+          <w:szCs w:val="24"/>
+          <w:lang w:eastAsia="zh-CN"/>
+        </w:rPr>
+      </w:pPr>
+      <w:r>
+        <w:rPr>
+          <w:rFonts w:hint="eastAsia" w:ascii="Times New Roman" w:hAnsi="Times New Roman" w:eastAsia="仿宋_GB2312"/>
           <w:sz w:val="24"/>
           <w:szCs w:val="24"/>
           <w:lang w:eastAsia="zh-CN"/>
@@ -1502,7 +1506,7 @@
     <w:p>
       <w:pPr>
         <w:spacing w:before="120" w:beforeLines="50" w:line="300" w:lineRule="auto"/>
-        <w:ind w:firstLine="496" w:firstLineChars="200"/>
+        <w:ind w:firstLineChars="200" w:firstLine="420"/>
         <w:jc w:val="both"/>
         <w:rPr>
           <w:rFonts w:ascii="Arial Narrow" w:hAnsi="宋体" w:eastAsia="仿宋_GB2312"/>
@@ -1515,7 +1519,7 @@
       </w:pPr>
       <w:r>
         <w:rPr>
-          <w:rFonts w:hint="eastAsia" w:ascii="Arial Narrow" w:hAnsi="宋体" w:eastAsia="仿宋_GB2312"/>
+          <w:rFonts w:hint="eastAsia" w:ascii="Times New Roman" w:hAnsi="Times New Roman" w:eastAsia="仿宋_GB2312"/>
           <w:spacing w:val="4"/>
           <w:sz w:val="24"/>
           <w:szCs w:val="24"/>
@@ -1525,7 +1529,7 @@
       </w:r>
       <w:r>
         <w:rPr>
-          <w:rFonts w:hint="eastAsia" w:ascii="Arial Narrow" w:hAnsi="宋体" w:eastAsia="仿宋_GB2312"/>
+          <w:rFonts w:hint="eastAsia" w:ascii="Times New Roman" w:hAnsi="Times New Roman" w:eastAsia="仿宋_GB2312"/>
           <w:color w:val="auto"/>
           <w:spacing w:val="4"/>
           <w:sz w:val="24"/>
@@ -1538,7 +1542,7 @@
     <w:p>
       <w:pPr>
         <w:spacing w:before="120" w:beforeLines="50" w:after="120" w:afterLines="50" w:line="300" w:lineRule="auto"/>
-        <w:ind w:firstLine="482" w:firstLineChars="200"/>
+        <w:ind w:firstLineChars="200" w:firstLine="420"/>
         <w:jc w:val="both"/>
         <w:outlineLvl w:val="0"/>
         <w:rPr>
@@ -1553,7 +1557,7 @@
       </w:pPr>
       <w:r>
         <w:rPr>
-          <w:rFonts w:ascii="Arial Narrow" w:hAnsi="Arial Narrow" w:eastAsia="仿宋_GB2312"/>
+          <w:rFonts w:ascii="Times New Roman" w:hAnsi="Times New Roman" w:eastAsia="仿宋_GB2312"/>
           <w:b/>
           <w:bCs/>
           <w:color w:val="auto"/>
@@ -1567,7 +1571,7 @@
     <w:p>
       <w:pPr>
         <w:spacing w:before="120" w:beforeLines="50" w:line="300" w:lineRule="auto"/>
-        <w:ind w:firstLine="496" w:firstLineChars="200"/>
+        <w:ind w:firstLineChars="200" w:firstLine="420"/>
         <w:jc w:val="both"/>
         <w:rPr>
           <w:rFonts w:ascii="Arial Narrow" w:hAnsi="Arial Narrow" w:eastAsia="仿宋_GB2312"/>
@@ -1580,7 +1584,7 @@
       </w:pPr>
       <w:r>
         <w:rPr>
-          <w:rFonts w:hint="eastAsia" w:ascii="Arial Narrow" w:hAnsi="Arial Narrow" w:eastAsia="仿宋_GB2312"/>
+          <w:rFonts w:hint="eastAsia" w:ascii="Times New Roman" w:hAnsi="Times New Roman" w:eastAsia="仿宋_GB2312"/>
           <w:color w:val="auto"/>
           <w:spacing w:val="4"/>
           <w:sz w:val="24"/>
@@ -1623,7 +1627,7 @@
     <w:p>
       <w:pPr>
         <w:spacing w:before="120" w:beforeLines="50" w:line="300" w:lineRule="auto"/>
-        <w:ind w:firstLine="480" w:firstLineChars="200"/>
+        <w:ind w:firstLineChars="200" w:firstLine="420"/>
         <w:jc w:val="both"/>
         <w:rPr>
           <w:rFonts w:ascii="Arial Narrow" w:hAnsi="Arial Narrow" w:eastAsia="仿宋_GB2312"/>
@@ -1636,7 +1640,7 @@
       </w:pPr>
       <w:r>
         <w:rPr>
-          <w:rFonts w:hint="eastAsia" w:ascii="Arial Narrow" w:hAnsi="Arial Narrow" w:eastAsia="仿宋_GB2312"/>
+          <w:rFonts w:hint="eastAsia" w:ascii="Times New Roman" w:hAnsi="Times New Roman" w:eastAsia="仿宋_GB2312"/>
           <w:snapToGrid w:val="0"/>
           <w:color w:val="auto"/>
           <w:sz w:val="24"/>
@@ -1647,7 +1651,7 @@
       </w:r>
       <w:r>
         <w:rPr>
-          <w:rFonts w:hint="eastAsia" w:ascii="Arial Narrow" w:hAnsi="Arial Narrow" w:eastAsia="仿宋_GB2312"/>
+          <w:rFonts w:hint="eastAsia" w:ascii="Times New Roman" w:hAnsi="Times New Roman" w:eastAsia="仿宋_GB2312"/>
           <w:snapToGrid w:val="0"/>
           <w:color w:val="auto"/>
           <w:sz w:val="24"/>
@@ -1659,7 +1663,7 @@
       </w:r>
       <w:r>
         <w:rPr>
-          <w:rFonts w:ascii="Arial Narrow" w:hAnsi="Arial Narrow" w:eastAsia="仿宋_GB2312"/>
+          <w:rFonts w:ascii="Times New Roman" w:hAnsi="Times New Roman" w:eastAsia="仿宋_GB2312"/>
           <w:snapToGrid w:val="0"/>
           <w:color w:val="auto"/>
           <w:sz w:val="24"/>
@@ -1671,7 +1675,7 @@
       </w:r>
       <w:r>
         <w:rPr>
-          <w:rFonts w:hint="eastAsia" w:ascii="Arial Narrow" w:hAnsi="Arial Narrow" w:eastAsia="仿宋_GB2312"/>
+          <w:rFonts w:hint="eastAsia" w:ascii="Times New Roman" w:hAnsi="Times New Roman" w:eastAsia="仿宋_GB2312"/>
           <w:snapToGrid w:val="0"/>
           <w:color w:val="auto"/>
           <w:sz w:val="24"/>
@@ -1683,7 +1687,7 @@
       </w:r>
       <w:r>
         <w:rPr>
-          <w:rFonts w:ascii="Arial Narrow" w:hAnsi="Arial Narrow" w:eastAsia="仿宋_GB2312"/>
+          <w:rFonts w:ascii="Times New Roman" w:hAnsi="Times New Roman" w:eastAsia="仿宋_GB2312"/>
           <w:snapToGrid w:val="0"/>
           <w:color w:val="auto"/>
           <w:sz w:val="24"/>
@@ -1695,7 +1699,7 @@
       </w:r>
       <w:r>
         <w:rPr>
-          <w:rFonts w:hint="eastAsia" w:ascii="Arial Narrow" w:hAnsi="Arial Narrow" w:eastAsia="仿宋_GB2312"/>
+          <w:rFonts w:hint="eastAsia" w:ascii="Times New Roman" w:hAnsi="Times New Roman" w:eastAsia="仿宋_GB2312"/>
           <w:snapToGrid w:val="0"/>
           <w:color w:val="auto"/>
           <w:sz w:val="24"/>
@@ -1707,7 +1711,7 @@
       </w:r>
       <w:r>
         <w:rPr>
-          <w:rFonts w:hint="eastAsia" w:ascii="Arial Narrow" w:hAnsi="Arial Narrow" w:eastAsia="仿宋_GB2312"/>
+          <w:rFonts w:hint="eastAsia" w:ascii="Times New Roman" w:hAnsi="Times New Roman" w:eastAsia="仿宋_GB2312"/>
           <w:snapToGrid w:val="0"/>
           <w:color w:val="auto"/>
           <w:sz w:val="24"/>
@@ -1749,7 +1753,7 @@
     <w:p>
       <w:pPr>
         <w:spacing w:before="120" w:beforeLines="50" w:line="300" w:lineRule="auto"/>
-        <w:ind w:firstLine="496" w:firstLineChars="200"/>
+        <w:ind w:firstLineChars="200" w:firstLine="420"/>
         <w:jc w:val="both"/>
         <w:rPr>
           <w:rFonts w:ascii="Arial Narrow" w:hAnsi="Arial Narrow" w:eastAsia="仿宋_GB2312"/>
@@ -1762,7 +1766,7 @@
       </w:pPr>
       <w:r>
         <w:rPr>
-          <w:rFonts w:ascii="Arial Narrow" w:hAnsi="Arial Narrow" w:eastAsia="仿宋_GB2312"/>
+          <w:rFonts w:ascii="Times New Roman" w:hAnsi="Times New Roman" w:eastAsia="仿宋_GB2312"/>
           <w:color w:val="auto"/>
           <w:spacing w:val="4"/>
           <w:sz w:val="24"/>
@@ -1775,19 +1779,19 @@
     <w:p>
       <w:pPr>
         <w:spacing w:before="120" w:beforeLines="50" w:line="300" w:lineRule="auto"/>
-        <w:ind w:firstLine="496" w:firstLineChars="200"/>
-        <w:jc w:val="both"/>
-        <w:rPr>
-          <w:rFonts w:ascii="Arial Narrow" w:hAnsi="Arial Narrow" w:eastAsia="仿宋_GB2312"/>
-          <w:spacing w:val="4"/>
-          <w:sz w:val="24"/>
-          <w:szCs w:val="24"/>
-          <w:lang w:eastAsia="zh-CN"/>
-        </w:rPr>
-      </w:pPr>
-      <w:r>
-        <w:rPr>
-          <w:rFonts w:hint="eastAsia" w:ascii="Arial Narrow" w:hAnsi="Arial Narrow" w:eastAsia="仿宋_GB2312"/>
+        <w:ind w:firstLineChars="200" w:firstLine="420"/>
+        <w:jc w:val="both"/>
+        <w:rPr>
+          <w:rFonts w:ascii="Arial Narrow" w:hAnsi="Arial Narrow" w:eastAsia="仿宋_GB2312"/>
+          <w:spacing w:val="4"/>
+          <w:sz w:val="24"/>
+          <w:szCs w:val="24"/>
+          <w:lang w:eastAsia="zh-CN"/>
+        </w:rPr>
+      </w:pPr>
+      <w:r>
+        <w:rPr>
+          <w:rFonts w:hint="eastAsia" w:ascii="Times New Roman" w:hAnsi="Times New Roman" w:eastAsia="仿宋_GB2312"/>
           <w:spacing w:val="4"/>
           <w:sz w:val="24"/>
           <w:szCs w:val="24"/>
@@ -1799,19 +1803,19 @@
     <w:p>
       <w:pPr>
         <w:spacing w:before="120" w:beforeLines="50" w:line="300" w:lineRule="auto"/>
-        <w:ind w:firstLine="496" w:firstLineChars="200"/>
-        <w:jc w:val="both"/>
-        <w:rPr>
-          <w:rFonts w:ascii="Arial Narrow" w:hAnsi="Arial Narrow" w:eastAsia="仿宋_GB2312"/>
-          <w:spacing w:val="4"/>
-          <w:sz w:val="24"/>
-          <w:szCs w:val="24"/>
-          <w:lang w:eastAsia="zh-CN"/>
-        </w:rPr>
-      </w:pPr>
-      <w:r>
-        <w:rPr>
-          <w:rFonts w:hint="eastAsia" w:ascii="Arial Narrow" w:hAnsi="Arial Narrow" w:eastAsia="仿宋_GB2312"/>
+        <w:ind w:firstLineChars="200" w:firstLine="420"/>
+        <w:jc w:val="both"/>
+        <w:rPr>
+          <w:rFonts w:ascii="Arial Narrow" w:hAnsi="Arial Narrow" w:eastAsia="仿宋_GB2312"/>
+          <w:spacing w:val="4"/>
+          <w:sz w:val="24"/>
+          <w:szCs w:val="24"/>
+          <w:lang w:eastAsia="zh-CN"/>
+        </w:rPr>
+      </w:pPr>
+      <w:r>
+        <w:rPr>
+          <w:rFonts w:hint="eastAsia" w:ascii="Times New Roman" w:hAnsi="Times New Roman" w:eastAsia="仿宋_GB2312"/>
           <w:spacing w:val="4"/>
           <w:sz w:val="24"/>
           <w:szCs w:val="24"/>
@@ -1823,7 +1827,7 @@
     <w:p>
       <w:pPr>
         <w:spacing w:before="120" w:beforeLines="50" w:line="300" w:lineRule="auto"/>
-        <w:ind w:firstLine="496" w:firstLineChars="200"/>
+        <w:ind w:firstLineChars="200" w:firstLine="420"/>
         <w:jc w:val="both"/>
         <w:rPr>
           <w:rFonts w:ascii="Arial Narrow" w:hAnsi="Arial Narrow" w:eastAsia="仿宋_GB2312"/>
@@ -1837,7 +1841,7 @@
       </w:pPr>
       <w:r>
         <w:rPr>
-          <w:rFonts w:hint="eastAsia" w:ascii="Arial Narrow" w:hAnsi="Arial Narrow" w:eastAsia="仿宋_GB2312"/>
+          <w:rFonts w:hint="eastAsia" w:ascii="Times New Roman" w:hAnsi="Times New Roman" w:eastAsia="仿宋_GB2312"/>
           <w:spacing w:val="4"/>
           <w:sz w:val="24"/>
           <w:szCs w:val="24"/>
@@ -1849,19 +1853,19 @@
     <w:p>
       <w:pPr>
         <w:spacing w:before="120" w:beforeLines="50" w:line="300" w:lineRule="auto"/>
-        <w:ind w:firstLine="496" w:firstLineChars="200"/>
-        <w:jc w:val="both"/>
-        <w:rPr>
-          <w:rFonts w:ascii="Arial Narrow" w:hAnsi="Arial Narrow" w:eastAsia="仿宋_GB2312"/>
-          <w:spacing w:val="4"/>
-          <w:sz w:val="24"/>
-          <w:szCs w:val="24"/>
-          <w:lang w:eastAsia="zh-CN"/>
-        </w:rPr>
-      </w:pPr>
-      <w:r>
-        <w:rPr>
-          <w:rFonts w:ascii="Arial Narrow" w:hAnsi="Arial Narrow" w:eastAsia="仿宋_GB2312"/>
+        <w:ind w:firstLineChars="200" w:firstLine="420"/>
+        <w:jc w:val="both"/>
+        <w:rPr>
+          <w:rFonts w:ascii="Arial Narrow" w:hAnsi="Arial Narrow" w:eastAsia="仿宋_GB2312"/>
+          <w:spacing w:val="4"/>
+          <w:sz w:val="24"/>
+          <w:szCs w:val="24"/>
+          <w:lang w:eastAsia="zh-CN"/>
+        </w:rPr>
+      </w:pPr>
+      <w:r>
+        <w:rPr>
+          <w:rFonts w:ascii="Times New Roman" w:hAnsi="Times New Roman" w:eastAsia="仿宋_GB2312"/>
           <w:color w:val="FF0000"/>
           <w:spacing w:val="4"/>
           <w:sz w:val="24"/>
@@ -1874,19 +1878,19 @@
     <w:p>
       <w:pPr>
         <w:spacing w:before="120" w:beforeLines="50" w:line="300" w:lineRule="auto"/>
-        <w:ind w:firstLine="496" w:firstLineChars="200"/>
-        <w:jc w:val="both"/>
-        <w:rPr>
-          <w:rFonts w:ascii="Arial Narrow" w:hAnsi="Arial Narrow" w:eastAsia="仿宋_GB2312"/>
-          <w:spacing w:val="4"/>
-          <w:sz w:val="24"/>
-          <w:szCs w:val="24"/>
-          <w:lang w:eastAsia="zh-CN"/>
-        </w:rPr>
-      </w:pPr>
-      <w:r>
-        <w:rPr>
-          <w:rFonts w:hint="eastAsia" w:ascii="Arial Narrow" w:hAnsi="Arial Narrow" w:eastAsia="仿宋_GB2312"/>
+        <w:ind w:firstLineChars="200" w:firstLine="420"/>
+        <w:jc w:val="both"/>
+        <w:rPr>
+          <w:rFonts w:ascii="Arial Narrow" w:hAnsi="Arial Narrow" w:eastAsia="仿宋_GB2312"/>
+          <w:spacing w:val="4"/>
+          <w:sz w:val="24"/>
+          <w:szCs w:val="24"/>
+          <w:lang w:eastAsia="zh-CN"/>
+        </w:rPr>
+      </w:pPr>
+      <w:r>
+        <w:rPr>
+          <w:rFonts w:hint="eastAsia" w:ascii="Times New Roman" w:hAnsi="Times New Roman" w:eastAsia="仿宋_GB2312"/>
           <w:spacing w:val="4"/>
           <w:sz w:val="24"/>
           <w:szCs w:val="24"/>
@@ -1898,19 +1902,19 @@
     <w:p>
       <w:pPr>
         <w:spacing w:before="120" w:beforeLines="50" w:line="300" w:lineRule="auto"/>
-        <w:ind w:firstLine="496" w:firstLineChars="200"/>
-        <w:jc w:val="both"/>
-        <w:rPr>
-          <w:rFonts w:ascii="Arial Narrow" w:hAnsi="Arial Narrow" w:eastAsia="仿宋_GB2312"/>
-          <w:spacing w:val="4"/>
-          <w:sz w:val="24"/>
-          <w:szCs w:val="24"/>
-          <w:lang w:eastAsia="zh-CN"/>
-        </w:rPr>
-      </w:pPr>
-      <w:r>
-        <w:rPr>
-          <w:rFonts w:hint="eastAsia" w:ascii="Arial Narrow" w:hAnsi="Arial Narrow" w:eastAsia="仿宋_GB2312"/>
+        <w:ind w:firstLineChars="200" w:firstLine="420"/>
+        <w:jc w:val="both"/>
+        <w:rPr>
+          <w:rFonts w:ascii="Arial Narrow" w:hAnsi="Arial Narrow" w:eastAsia="仿宋_GB2312"/>
+          <w:spacing w:val="4"/>
+          <w:sz w:val="24"/>
+          <w:szCs w:val="24"/>
+          <w:lang w:eastAsia="zh-CN"/>
+        </w:rPr>
+      </w:pPr>
+      <w:r>
+        <w:rPr>
+          <w:rFonts w:hint="eastAsia" w:ascii="Times New Roman" w:hAnsi="Times New Roman" w:eastAsia="仿宋_GB2312"/>
           <w:spacing w:val="4"/>
           <w:sz w:val="24"/>
           <w:szCs w:val="24"/>
@@ -1922,7 +1926,7 @@
     <w:p>
       <w:pPr>
         <w:spacing w:before="120" w:beforeLines="50" w:line="300" w:lineRule="auto"/>
-        <w:ind w:firstLine="496" w:firstLineChars="200"/>
+        <w:ind w:firstLineChars="200" w:firstLine="420"/>
         <w:jc w:val="both"/>
         <w:rPr>
           <w:rFonts w:ascii="Arial Narrow" w:hAnsi="Arial Narrow" w:eastAsia="仿宋_GB2312"/>
@@ -1935,7 +1939,7 @@
       </w:pPr>
       <w:r>
         <w:rPr>
-          <w:rFonts w:hint="eastAsia" w:ascii="Arial Narrow" w:hAnsi="Arial Narrow" w:eastAsia="仿宋_GB2312"/>
+          <w:rFonts w:hint="eastAsia" w:ascii="Times New Roman" w:hAnsi="Times New Roman" w:eastAsia="仿宋_GB2312"/>
           <w:spacing w:val="4"/>
           <w:sz w:val="24"/>
           <w:szCs w:val="24"/>
@@ -1947,19 +1951,19 @@
     <w:p>
       <w:pPr>
         <w:spacing w:before="120" w:beforeLines="50" w:line="300" w:lineRule="auto"/>
-        <w:ind w:firstLine="496" w:firstLineChars="200"/>
-        <w:jc w:val="both"/>
-        <w:rPr>
-          <w:rFonts w:ascii="Arial Narrow" w:hAnsi="Arial Narrow" w:eastAsia="仿宋_GB2312"/>
-          <w:spacing w:val="4"/>
-          <w:sz w:val="24"/>
-          <w:szCs w:val="24"/>
-          <w:lang w:eastAsia="zh-CN"/>
-        </w:rPr>
-      </w:pPr>
-      <w:r>
-        <w:rPr>
-          <w:rFonts w:hint="eastAsia" w:ascii="Arial Narrow" w:hAnsi="Arial Narrow" w:eastAsia="仿宋_GB2312"/>
+        <w:ind w:firstLineChars="200" w:firstLine="420"/>
+        <w:jc w:val="both"/>
+        <w:rPr>
+          <w:rFonts w:ascii="Arial Narrow" w:hAnsi="Arial Narrow" w:eastAsia="仿宋_GB2312"/>
+          <w:spacing w:val="4"/>
+          <w:sz w:val="24"/>
+          <w:szCs w:val="24"/>
+          <w:lang w:eastAsia="zh-CN"/>
+        </w:rPr>
+      </w:pPr>
+      <w:r>
+        <w:rPr>
+          <w:rFonts w:hint="eastAsia" w:ascii="Times New Roman" w:hAnsi="Times New Roman" w:eastAsia="仿宋_GB2312"/>
           <w:spacing w:val="4"/>
           <w:sz w:val="24"/>
           <w:szCs w:val="24"/>
@@ -2013,19 +2017,19 @@
     <w:p>
       <w:pPr>
         <w:spacing w:before="120" w:beforeLines="50" w:line="300" w:lineRule="auto"/>
-        <w:ind w:firstLine="496" w:firstLineChars="200"/>
-        <w:jc w:val="both"/>
-        <w:rPr>
-          <w:rFonts w:ascii="Arial Narrow" w:hAnsi="Arial Narrow" w:eastAsia="仿宋_GB2312"/>
-          <w:spacing w:val="4"/>
-          <w:sz w:val="24"/>
-          <w:szCs w:val="24"/>
-          <w:lang w:eastAsia="zh-CN"/>
-        </w:rPr>
-      </w:pPr>
-      <w:r>
-        <w:rPr>
-          <w:rFonts w:hint="eastAsia" w:ascii="Arial Narrow" w:hAnsi="Arial Narrow" w:eastAsia="仿宋_GB2312"/>
+        <w:ind w:firstLineChars="200" w:firstLine="420"/>
+        <w:jc w:val="both"/>
+        <w:rPr>
+          <w:rFonts w:ascii="Arial Narrow" w:hAnsi="Arial Narrow" w:eastAsia="仿宋_GB2312"/>
+          <w:spacing w:val="4"/>
+          <w:sz w:val="24"/>
+          <w:szCs w:val="24"/>
+          <w:lang w:eastAsia="zh-CN"/>
+        </w:rPr>
+      </w:pPr>
+      <w:r>
+        <w:rPr>
+          <w:rFonts w:hint="eastAsia" w:ascii="Times New Roman" w:hAnsi="Times New Roman" w:eastAsia="仿宋_GB2312"/>
           <w:spacing w:val="4"/>
           <w:sz w:val="24"/>
           <w:szCs w:val="24"/>
@@ -2072,6 +2076,51 @@
     <w:p>
       <w:pPr>
         <w:spacing w:before="120" w:beforeLines="50" w:line="300" w:lineRule="auto"/>
+        <w:ind w:firstLineChars="200" w:firstLine="420"/>
+        <w:jc w:val="both"/>
+        <w:rPr>
+          <w:rFonts w:ascii="Arial Narrow" w:hAnsi="Arial Narrow" w:eastAsia="仿宋_GB2312"/>
+          <w:spacing w:val="4"/>
+          <w:sz w:val="24"/>
+          <w:szCs w:val="24"/>
+          <w:lang w:eastAsia="zh-CN"/>
+        </w:rPr>
+      </w:pPr>
+      <w:r>
+        <w:rPr>
+          <w:rFonts w:hint="eastAsia" w:ascii="Times New Roman" w:hAnsi="Times New Roman" w:eastAsia="仿宋_GB2312"/>
+          <w:spacing w:val="4"/>
+          <w:sz w:val="24"/>
+          <w:szCs w:val="24"/>
+          <w:lang w:eastAsia="zh-CN"/>
+        </w:rPr>
+        <w:t>相关信息披露详见财务报表附注</w:t>
+      </w:r>
+      <w:r>
+        <w:rPr>
+          <w:rFonts w:hint="eastAsia" w:ascii="Times New Roman" w:hAnsi="Times New Roman" w:eastAsia="仿宋_GB2312"/>
+          <w:color w:val="FF0000"/>
+          <w:spacing w:val="4"/>
+          <w:sz w:val="24"/>
+          <w:szCs w:val="24"/>
+          <w:lang w:eastAsia="zh-CN"/>
+        </w:rPr>
+        <w:t>X-XX</w:t>
+      </w:r>
+      <w:r>
+        <w:rPr>
+          <w:rFonts w:hint="eastAsia" w:ascii="Times New Roman" w:hAnsi="Times New Roman" w:eastAsia="仿宋_GB2312"/>
+          <w:spacing w:val="4"/>
+          <w:sz w:val="24"/>
+          <w:szCs w:val="24"/>
+          <w:lang w:eastAsia="zh-CN"/>
+        </w:rPr>
+        <w:t>。</w:t>
+      </w:r>
+    </w:p>
+    <w:p>
+      <w:pPr>
+        <w:spacing w:before="120" w:beforeLines="50" w:line="300" w:lineRule="auto"/>
         <w:ind w:firstLine="496" w:firstLineChars="200"/>
         <w:jc w:val="both"/>
         <w:rPr>
@@ -2084,13 +2133,111 @@
       </w:pPr>
       <w:r>
         <w:rPr>
+          <w:rFonts w:ascii="Arial Narrow" w:hAnsi="Arial Narrow" w:eastAsia="仿宋_GB2312"/>
+          <w:spacing w:val="4"/>
+          <w:sz w:val="24"/>
+          <w:szCs w:val="24"/>
+          <w:lang w:eastAsia="zh-CN"/>
+        </w:rPr>
+        <w:t>1</w:t>
+      </w:r>
+      <w:r>
+        <w:rPr>
           <w:rFonts w:hint="eastAsia" w:ascii="Arial Narrow" w:hAnsi="Arial Narrow" w:eastAsia="仿宋_GB2312"/>
           <w:spacing w:val="4"/>
           <w:sz w:val="24"/>
           <w:szCs w:val="24"/>
           <w:lang w:eastAsia="zh-CN"/>
         </w:rPr>
-        <w:t>相关信息披露详见财务报表附注</w:t>
+        <w:t>、事项描述</w:t>
+      </w:r>
+    </w:p>
+    <w:p>
+      <w:pPr>
+        <w:spacing w:before="120" w:beforeLines="50" w:line="300" w:lineRule="auto"/>
+        <w:ind w:firstLine="496" w:firstLineChars="200"/>
+        <w:jc w:val="both"/>
+        <w:rPr>
+          <w:rFonts w:ascii="Arial Narrow" w:hAnsi="Arial Narrow" w:eastAsia="仿宋_GB2312"/>
+          <w:spacing w:val="4"/>
+          <w:sz w:val="24"/>
+          <w:szCs w:val="24"/>
+          <w:lang w:eastAsia="zh-CN"/>
+        </w:rPr>
+      </w:pPr>
+    </w:p>
+    <w:p>
+      <w:pPr>
+        <w:spacing w:before="120" w:beforeLines="50" w:line="300" w:lineRule="auto"/>
+        <w:ind w:firstLine="496" w:firstLineChars="200"/>
+        <w:jc w:val="both"/>
+        <w:rPr>
+          <w:rFonts w:ascii="Arial Narrow" w:hAnsi="Arial Narrow" w:eastAsia="仿宋_GB2312"/>
+          <w:spacing w:val="4"/>
+          <w:sz w:val="24"/>
+          <w:szCs w:val="24"/>
+          <w:lang w:eastAsia="zh-CN"/>
+        </w:rPr>
+      </w:pPr>
+      <w:r>
+        <w:rPr>
+          <w:rFonts w:ascii="Arial Narrow" w:hAnsi="Arial Narrow" w:eastAsia="仿宋_GB2312"/>
+          <w:spacing w:val="4"/>
+          <w:sz w:val="24"/>
+          <w:szCs w:val="24"/>
+          <w:lang w:eastAsia="zh-CN"/>
+        </w:rPr>
+        <w:t>2</w:t>
+      </w:r>
+      <w:r>
+        <w:rPr>
+          <w:rFonts w:hint="eastAsia" w:ascii="Arial Narrow" w:hAnsi="Arial Narrow" w:eastAsia="仿宋_GB2312"/>
+          <w:spacing w:val="4"/>
+          <w:sz w:val="24"/>
+          <w:szCs w:val="24"/>
+          <w:lang w:eastAsia="zh-CN"/>
+        </w:rPr>
+        <w:t>、审计应对</w:t>
+      </w:r>
+      <w:bookmarkStart w:id="0" w:name="_GoBack"/>
+      <w:bookmarkEnd w:id="0"/>
+    </w:p>
+    <w:p>
+      <w:pPr>
+        <w:spacing w:before="120" w:beforeLines="50" w:line="300" w:lineRule="auto"/>
+        <w:ind w:firstLine="496" w:firstLineChars="200"/>
+        <w:jc w:val="both"/>
+        <w:rPr>
+          <w:rFonts w:ascii="Arial Narrow" w:hAnsi="Arial Narrow" w:eastAsia="仿宋_GB2312"/>
+          <w:spacing w:val="4"/>
+          <w:sz w:val="24"/>
+          <w:szCs w:val="24"/>
+          <w:lang w:eastAsia="zh-CN"/>
+        </w:rPr>
+      </w:pPr>
+    </w:p>
+    <w:p>
+      <w:pPr>
+        <w:spacing w:before="120" w:beforeLines="50" w:line="300" w:lineRule="auto"/>
+        <w:ind w:firstLine="496" w:firstLineChars="200"/>
+        <w:jc w:val="both"/>
+        <w:rPr>
+          <w:rFonts w:ascii="Arial Narrow" w:hAnsi="Arial Narrow" w:eastAsia="仿宋_GB2312"/>
+          <w:spacing w:val="4"/>
+          <w:sz w:val="24"/>
+          <w:szCs w:val="24"/>
+          <w:lang w:eastAsia="zh-CN"/>
+        </w:rPr>
+      </w:pPr>
+      <w:r>
+        <w:rPr>
+          <w:rFonts w:hint="eastAsia" w:ascii="Arial Narrow" w:hAnsi="Arial Narrow" w:eastAsia="仿宋_GB2312"/>
+          <w:spacing w:val="4"/>
+          <w:sz w:val="24"/>
+          <w:szCs w:val="24"/>
+          <w:lang w:eastAsia="zh-CN"/>
+        </w:rPr>
+        <w:t>（二）</w:t>
       </w:r>
       <w:r>
         <w:rPr>
@@ -2101,17 +2248,86 @@
           <w:szCs w:val="24"/>
           <w:lang w:eastAsia="zh-CN"/>
         </w:rPr>
+        <w:t>X子标题</w:t>
+      </w:r>
+    </w:p>
+    <w:p>
+      <w:pPr>
+        <w:spacing w:before="120" w:beforeLines="50" w:line="300" w:lineRule="auto"/>
+        <w:ind w:firstLineChars="200" w:firstLine="420"/>
+        <w:jc w:val="both"/>
+        <w:rPr>
+          <w:rFonts w:ascii="Arial Narrow" w:hAnsi="Arial Narrow" w:eastAsia="仿宋_GB2312"/>
+          <w:spacing w:val="4"/>
+          <w:sz w:val="24"/>
+          <w:szCs w:val="24"/>
+          <w:lang w:eastAsia="zh-CN"/>
+        </w:rPr>
+      </w:pPr>
+      <w:r>
+        <w:rPr>
+          <w:rFonts w:hint="eastAsia" w:ascii="Times New Roman" w:hAnsi="Times New Roman" w:eastAsia="仿宋_GB2312"/>
+          <w:spacing w:val="4"/>
+          <w:sz w:val="24"/>
+          <w:szCs w:val="24"/>
+          <w:lang w:eastAsia="zh-CN"/>
+        </w:rPr>
+        <w:t>相关信息披露详见财务报表附注</w:t>
+      </w:r>
+      <w:r>
+        <w:rPr>
+          <w:rFonts w:hint="eastAsia" w:ascii="Times New Roman" w:hAnsi="Times New Roman" w:eastAsia="仿宋_GB2312"/>
+          <w:color w:val="FF0000"/>
+          <w:spacing w:val="4"/>
+          <w:sz w:val="24"/>
+          <w:szCs w:val="24"/>
+          <w:lang w:eastAsia="zh-CN"/>
+        </w:rPr>
         <w:t>X-XX</w:t>
       </w:r>
       <w:r>
         <w:rPr>
+          <w:rFonts w:hint="eastAsia" w:ascii="Times New Roman" w:hAnsi="Times New Roman" w:eastAsia="仿宋_GB2312"/>
+          <w:spacing w:val="4"/>
+          <w:sz w:val="24"/>
+          <w:szCs w:val="24"/>
+          <w:lang w:eastAsia="zh-CN"/>
+        </w:rPr>
+        <w:t>。</w:t>
+      </w:r>
+    </w:p>
+    <w:p>
+      <w:pPr>
+        <w:spacing w:before="120" w:beforeLines="50" w:line="300" w:lineRule="auto"/>
+        <w:ind w:firstLine="496" w:firstLineChars="200"/>
+        <w:jc w:val="both"/>
+        <w:rPr>
+          <w:rFonts w:ascii="Arial Narrow" w:hAnsi="Arial Narrow" w:eastAsia="仿宋_GB2312"/>
+          <w:spacing w:val="4"/>
+          <w:sz w:val="24"/>
+          <w:szCs w:val="24"/>
+          <w:lang w:eastAsia="zh-CN"/>
+        </w:rPr>
+      </w:pPr>
+      <w:r>
+        <w:rPr>
+          <w:rFonts w:ascii="Arial Narrow" w:hAnsi="Arial Narrow" w:eastAsia="仿宋_GB2312"/>
+          <w:spacing w:val="4"/>
+          <w:sz w:val="24"/>
+          <w:szCs w:val="24"/>
+          <w:lang w:eastAsia="zh-CN"/>
+        </w:rPr>
+        <w:t>1</w:t>
+      </w:r>
+      <w:r>
+        <w:rPr>
           <w:rFonts w:hint="eastAsia" w:ascii="Arial Narrow" w:hAnsi="Arial Narrow" w:eastAsia="仿宋_GB2312"/>
           <w:spacing w:val="4"/>
           <w:sz w:val="24"/>
           <w:szCs w:val="24"/>
           <w:lang w:eastAsia="zh-CN"/>
         </w:rPr>
-        <w:t>。</w:t>
+        <w:t>、事项描述</w:t>
       </w:r>
     </w:p>
     <w:p>
@@ -2127,15 +2343,29 @@
           <w:lang w:eastAsia="zh-CN"/>
         </w:rPr>
       </w:pPr>
-      <w:r>
-        <w:rPr>
-          <w:rFonts w:ascii="Arial Narrow" w:hAnsi="Arial Narrow" w:eastAsia="仿宋_GB2312"/>
-          <w:spacing w:val="4"/>
-          <w:sz w:val="24"/>
-          <w:szCs w:val="24"/>
-          <w:lang w:eastAsia="zh-CN"/>
-        </w:rPr>
-        <w:t>1</w:t>
+    </w:p>
+    <w:p>
+      <w:pPr>
+        <w:spacing w:before="120" w:beforeLines="50" w:line="300" w:lineRule="auto"/>
+        <w:ind w:firstLine="496" w:firstLineChars="200"/>
+        <w:jc w:val="both"/>
+        <w:rPr>
+          <w:rFonts w:ascii="Arial Narrow" w:hAnsi="Arial Narrow" w:eastAsia="仿宋_GB2312"/>
+          <w:spacing w:val="4"/>
+          <w:sz w:val="24"/>
+          <w:szCs w:val="24"/>
+          <w:lang w:eastAsia="zh-CN"/>
+        </w:rPr>
+      </w:pPr>
+      <w:r>
+        <w:rPr>
+          <w:rFonts w:ascii="Arial Narrow" w:hAnsi="Arial Narrow" w:eastAsia="仿宋_GB2312"/>
+          <w:spacing w:val="4"/>
+          <w:sz w:val="24"/>
+          <w:szCs w:val="24"/>
+          <w:lang w:eastAsia="zh-CN"/>
+        </w:rPr>
+        <w:t>2</w:t>
       </w:r>
       <w:r>
         <w:rPr>
@@ -2145,262 +2375,36 @@
           <w:szCs w:val="24"/>
           <w:lang w:eastAsia="zh-CN"/>
         </w:rPr>
-        <w:t>、事项描述</w:t>
-      </w:r>
-    </w:p>
-    <w:p>
-      <w:pPr>
-        <w:spacing w:before="120" w:beforeLines="50" w:line="300" w:lineRule="auto"/>
-        <w:ind w:firstLine="496" w:firstLineChars="200"/>
-        <w:jc w:val="both"/>
-        <w:rPr>
-          <w:rFonts w:ascii="Arial Narrow" w:hAnsi="Arial Narrow" w:eastAsia="仿宋_GB2312"/>
-          <w:spacing w:val="4"/>
-          <w:sz w:val="24"/>
-          <w:szCs w:val="24"/>
-          <w:lang w:eastAsia="zh-CN"/>
-        </w:rPr>
-      </w:pPr>
-    </w:p>
-    <w:p>
-      <w:pPr>
-        <w:spacing w:before="120" w:beforeLines="50" w:line="300" w:lineRule="auto"/>
-        <w:ind w:firstLine="496" w:firstLineChars="200"/>
-        <w:jc w:val="both"/>
-        <w:rPr>
-          <w:rFonts w:ascii="Arial Narrow" w:hAnsi="Arial Narrow" w:eastAsia="仿宋_GB2312"/>
-          <w:spacing w:val="4"/>
-          <w:sz w:val="24"/>
-          <w:szCs w:val="24"/>
-          <w:lang w:eastAsia="zh-CN"/>
-        </w:rPr>
-      </w:pPr>
-      <w:r>
-        <w:rPr>
-          <w:rFonts w:ascii="Arial Narrow" w:hAnsi="Arial Narrow" w:eastAsia="仿宋_GB2312"/>
-          <w:spacing w:val="4"/>
-          <w:sz w:val="24"/>
-          <w:szCs w:val="24"/>
-          <w:lang w:eastAsia="zh-CN"/>
-        </w:rPr>
-        <w:t>2</w:t>
-      </w:r>
-      <w:r>
-        <w:rPr>
-          <w:rFonts w:hint="eastAsia" w:ascii="Arial Narrow" w:hAnsi="Arial Narrow" w:eastAsia="仿宋_GB2312"/>
-          <w:spacing w:val="4"/>
-          <w:sz w:val="24"/>
-          <w:szCs w:val="24"/>
-          <w:lang w:eastAsia="zh-CN"/>
-        </w:rPr>
         <w:t>、审计应对</w:t>
       </w:r>
-      <w:bookmarkStart w:id="0" w:name="_GoBack"/>
-      <w:bookmarkEnd w:id="0"/>
-    </w:p>
-    <w:p>
-      <w:pPr>
-        <w:spacing w:before="120" w:beforeLines="50" w:line="300" w:lineRule="auto"/>
-        <w:ind w:firstLine="496" w:firstLineChars="200"/>
-        <w:jc w:val="both"/>
-        <w:rPr>
-          <w:rFonts w:ascii="Arial Narrow" w:hAnsi="Arial Narrow" w:eastAsia="仿宋_GB2312"/>
-          <w:spacing w:val="4"/>
-          <w:sz w:val="24"/>
-          <w:szCs w:val="24"/>
-          <w:lang w:eastAsia="zh-CN"/>
-        </w:rPr>
-      </w:pPr>
-    </w:p>
-    <w:p>
-      <w:pPr>
-        <w:spacing w:before="120" w:beforeLines="50" w:line="300" w:lineRule="auto"/>
-        <w:ind w:firstLine="496" w:firstLineChars="200"/>
-        <w:jc w:val="both"/>
-        <w:rPr>
-          <w:rFonts w:ascii="Arial Narrow" w:hAnsi="Arial Narrow" w:eastAsia="仿宋_GB2312"/>
-          <w:spacing w:val="4"/>
-          <w:sz w:val="24"/>
-          <w:szCs w:val="24"/>
-          <w:lang w:eastAsia="zh-CN"/>
-        </w:rPr>
-      </w:pPr>
-      <w:r>
-        <w:rPr>
-          <w:rFonts w:hint="eastAsia" w:ascii="Arial Narrow" w:hAnsi="Arial Narrow" w:eastAsia="仿宋_GB2312"/>
-          <w:spacing w:val="4"/>
-          <w:sz w:val="24"/>
-          <w:szCs w:val="24"/>
-          <w:lang w:eastAsia="zh-CN"/>
-        </w:rPr>
-        <w:t>（二）</w:t>
-      </w:r>
-      <w:r>
-        <w:rPr>
-          <w:rFonts w:hint="eastAsia" w:ascii="Arial Narrow" w:hAnsi="Arial Narrow" w:eastAsia="仿宋_GB2312"/>
+    </w:p>
+    <w:p>
+      <w:pPr>
+        <w:spacing w:before="120" w:beforeLines="50" w:line="300" w:lineRule="auto"/>
+        <w:ind w:firstLineChars="200" w:firstLine="420"/>
+        <w:jc w:val="both"/>
+        <w:rPr>
+          <w:rFonts w:ascii="Arial Narrow" w:hAnsi="Arial Narrow" w:eastAsia="仿宋_GB2312"/>
+          <w:spacing w:val="4"/>
+          <w:sz w:val="24"/>
+          <w:szCs w:val="24"/>
+          <w:lang w:eastAsia="zh-CN"/>
+        </w:rPr>
+      </w:pPr>
+      <w:r>
+        <w:rPr>
+          <w:rFonts w:hint="eastAsia" w:ascii="Times New Roman" w:hAnsi="Times New Roman" w:eastAsia="仿宋_GB2312"/>
           <w:color w:val="FF0000"/>
           <w:spacing w:val="4"/>
           <w:sz w:val="24"/>
           <w:szCs w:val="24"/>
           <w:lang w:eastAsia="zh-CN"/>
         </w:rPr>
-        <w:t>X子标题</w:t>
-      </w:r>
-    </w:p>
-    <w:p>
-      <w:pPr>
-        <w:spacing w:before="120" w:beforeLines="50" w:line="300" w:lineRule="auto"/>
-        <w:ind w:firstLine="496" w:firstLineChars="200"/>
-        <w:jc w:val="both"/>
-        <w:rPr>
-          <w:rFonts w:ascii="Arial Narrow" w:hAnsi="Arial Narrow" w:eastAsia="仿宋_GB2312"/>
-          <w:spacing w:val="4"/>
-          <w:sz w:val="24"/>
-          <w:szCs w:val="24"/>
-          <w:lang w:eastAsia="zh-CN"/>
-        </w:rPr>
-      </w:pPr>
-      <w:r>
-        <w:rPr>
-          <w:rFonts w:hint="eastAsia" w:ascii="Arial Narrow" w:hAnsi="Arial Narrow" w:eastAsia="仿宋_GB2312"/>
-          <w:spacing w:val="4"/>
-          <w:sz w:val="24"/>
-          <w:szCs w:val="24"/>
-          <w:lang w:eastAsia="zh-CN"/>
-        </w:rPr>
-        <w:t>相关信息披露详见财务报表附注</w:t>
-      </w:r>
-      <w:r>
-        <w:rPr>
-          <w:rFonts w:hint="eastAsia" w:ascii="Arial Narrow" w:hAnsi="Arial Narrow" w:eastAsia="仿宋_GB2312"/>
-          <w:color w:val="FF0000"/>
-          <w:spacing w:val="4"/>
-          <w:sz w:val="24"/>
-          <w:szCs w:val="24"/>
-          <w:lang w:eastAsia="zh-CN"/>
-        </w:rPr>
-        <w:t>X-XX</w:t>
-      </w:r>
-      <w:r>
-        <w:rPr>
-          <w:rFonts w:hint="eastAsia" w:ascii="Arial Narrow" w:hAnsi="Arial Narrow" w:eastAsia="仿宋_GB2312"/>
-          <w:spacing w:val="4"/>
-          <w:sz w:val="24"/>
-          <w:szCs w:val="24"/>
-          <w:lang w:eastAsia="zh-CN"/>
-        </w:rPr>
-        <w:t>。</w:t>
-      </w:r>
-    </w:p>
-    <w:p>
-      <w:pPr>
-        <w:spacing w:before="120" w:beforeLines="50" w:line="300" w:lineRule="auto"/>
-        <w:ind w:firstLine="496" w:firstLineChars="200"/>
-        <w:jc w:val="both"/>
-        <w:rPr>
-          <w:rFonts w:ascii="Arial Narrow" w:hAnsi="Arial Narrow" w:eastAsia="仿宋_GB2312"/>
-          <w:spacing w:val="4"/>
-          <w:sz w:val="24"/>
-          <w:szCs w:val="24"/>
-          <w:lang w:eastAsia="zh-CN"/>
-        </w:rPr>
-      </w:pPr>
-      <w:r>
-        <w:rPr>
-          <w:rFonts w:ascii="Arial Narrow" w:hAnsi="Arial Narrow" w:eastAsia="仿宋_GB2312"/>
-          <w:spacing w:val="4"/>
-          <w:sz w:val="24"/>
-          <w:szCs w:val="24"/>
-          <w:lang w:eastAsia="zh-CN"/>
-        </w:rPr>
-        <w:t>1</w:t>
-      </w:r>
-      <w:r>
-        <w:rPr>
-          <w:rFonts w:hint="eastAsia" w:ascii="Arial Narrow" w:hAnsi="Arial Narrow" w:eastAsia="仿宋_GB2312"/>
-          <w:spacing w:val="4"/>
-          <w:sz w:val="24"/>
-          <w:szCs w:val="24"/>
-          <w:lang w:eastAsia="zh-CN"/>
-        </w:rPr>
-        <w:t>、事项描述</w:t>
-      </w:r>
-    </w:p>
-    <w:p>
-      <w:pPr>
-        <w:spacing w:before="120" w:beforeLines="50" w:line="300" w:lineRule="auto"/>
-        <w:ind w:firstLine="496" w:firstLineChars="200"/>
-        <w:jc w:val="both"/>
-        <w:rPr>
-          <w:rFonts w:ascii="Arial Narrow" w:hAnsi="Arial Narrow" w:eastAsia="仿宋_GB2312"/>
-          <w:spacing w:val="4"/>
-          <w:sz w:val="24"/>
-          <w:szCs w:val="24"/>
-          <w:lang w:eastAsia="zh-CN"/>
-        </w:rPr>
-      </w:pPr>
-    </w:p>
-    <w:p>
-      <w:pPr>
-        <w:spacing w:before="120" w:beforeLines="50" w:line="300" w:lineRule="auto"/>
-        <w:ind w:firstLine="496" w:firstLineChars="200"/>
-        <w:jc w:val="both"/>
-        <w:rPr>
-          <w:rFonts w:ascii="Arial Narrow" w:hAnsi="Arial Narrow" w:eastAsia="仿宋_GB2312"/>
-          <w:spacing w:val="4"/>
-          <w:sz w:val="24"/>
-          <w:szCs w:val="24"/>
-          <w:lang w:eastAsia="zh-CN"/>
-        </w:rPr>
-      </w:pPr>
-      <w:r>
-        <w:rPr>
-          <w:rFonts w:ascii="Arial Narrow" w:hAnsi="Arial Narrow" w:eastAsia="仿宋_GB2312"/>
-          <w:spacing w:val="4"/>
-          <w:sz w:val="24"/>
-          <w:szCs w:val="24"/>
-          <w:lang w:eastAsia="zh-CN"/>
-        </w:rPr>
-        <w:t>2</w:t>
-      </w:r>
-      <w:r>
-        <w:rPr>
-          <w:rFonts w:hint="eastAsia" w:ascii="Arial Narrow" w:hAnsi="Arial Narrow" w:eastAsia="仿宋_GB2312"/>
-          <w:spacing w:val="4"/>
-          <w:sz w:val="24"/>
-          <w:szCs w:val="24"/>
-          <w:lang w:eastAsia="zh-CN"/>
-        </w:rPr>
-        <w:t>、审计应对</w:t>
-      </w:r>
-    </w:p>
-    <w:p>
-      <w:pPr>
-        <w:spacing w:before="120" w:beforeLines="50" w:line="300" w:lineRule="auto"/>
-        <w:ind w:firstLine="496" w:firstLineChars="200"/>
-        <w:jc w:val="both"/>
-        <w:rPr>
-          <w:rFonts w:ascii="Arial Narrow" w:hAnsi="Arial Narrow" w:eastAsia="仿宋_GB2312"/>
-          <w:spacing w:val="4"/>
-          <w:sz w:val="24"/>
-          <w:szCs w:val="24"/>
-          <w:lang w:eastAsia="zh-CN"/>
-        </w:rPr>
-      </w:pPr>
-      <w:r>
-        <w:rPr>
-          <w:rFonts w:hint="eastAsia" w:ascii="Arial Narrow" w:hAnsi="Arial Narrow" w:eastAsia="仿宋_GB2312"/>
-          <w:color w:val="FF0000"/>
-          <w:spacing w:val="4"/>
-          <w:sz w:val="24"/>
-          <w:szCs w:val="24"/>
-          <w:lang w:eastAsia="zh-CN"/>
-        </w:rPr>
         <w:t>除“与持续经营相关的重大不确定性”部分所描述的事项外，我们确定不存在其他需要在审计报告中沟通的关键审计事项。</w:t>
       </w:r>
       <w:r>
         <w:rPr>
-          <w:rFonts w:hint="eastAsia" w:ascii="Arial Narrow" w:hAnsi="Arial Narrow" w:eastAsia="仿宋_GB2312"/>
+          <w:rFonts w:hint="eastAsia" w:ascii="Times New Roman" w:hAnsi="Times New Roman" w:eastAsia="仿宋_GB2312"/>
           <w:color w:val="0000FF"/>
           <w:spacing w:val="4"/>
           <w:sz w:val="24"/>
@@ -2442,7 +2446,7 @@
     <w:p>
       <w:pPr>
         <w:spacing w:before="120" w:beforeLines="50" w:line="300" w:lineRule="auto"/>
-        <w:ind w:firstLine="496" w:firstLineChars="200"/>
+        <w:ind w:firstLineChars="200" w:firstLine="420"/>
         <w:jc w:val="both"/>
         <w:rPr>
           <w:rFonts w:ascii="Arial Narrow" w:hAnsi="Arial Narrow" w:eastAsia="仿宋_GB2312"/>
@@ -2455,7 +2459,7 @@
       </w:pPr>
       <w:r>
         <w:rPr>
-          <w:rFonts w:ascii="Arial Narrow" w:hAnsi="Arial Narrow" w:eastAsia="仿宋_GB2312"/>
+          <w:rFonts w:ascii="Times New Roman" w:hAnsi="Times New Roman" w:eastAsia="仿宋_GB2312"/>
           <w:color w:val="auto"/>
           <w:spacing w:val="4"/>
           <w:sz w:val="24"/>
@@ -2495,19 +2499,19 @@
     <w:p>
       <w:pPr>
         <w:spacing w:before="120" w:beforeLines="50" w:line="300" w:lineRule="auto"/>
-        <w:ind w:firstLine="496" w:firstLineChars="200"/>
-        <w:jc w:val="both"/>
-        <w:rPr>
-          <w:rFonts w:ascii="Arial Narrow" w:hAnsi="Arial Narrow" w:eastAsia="仿宋_GB2312"/>
-          <w:spacing w:val="4"/>
-          <w:sz w:val="24"/>
-          <w:szCs w:val="24"/>
-          <w:lang w:eastAsia="zh-CN"/>
-        </w:rPr>
-      </w:pPr>
-      <w:r>
-        <w:rPr>
-          <w:rFonts w:ascii="Arial Narrow" w:hAnsi="Arial Narrow" w:eastAsia="仿宋_GB2312"/>
+        <w:ind w:firstLineChars="200" w:firstLine="420"/>
+        <w:jc w:val="both"/>
+        <w:rPr>
+          <w:rFonts w:ascii="Arial Narrow" w:hAnsi="Arial Narrow" w:eastAsia="仿宋_GB2312"/>
+          <w:spacing w:val="4"/>
+          <w:sz w:val="24"/>
+          <w:szCs w:val="24"/>
+          <w:lang w:eastAsia="zh-CN"/>
+        </w:rPr>
+      </w:pPr>
+      <w:r>
+        <w:rPr>
+          <w:rFonts w:ascii="Times New Roman" w:hAnsi="Times New Roman" w:eastAsia="仿宋_GB2312"/>
           <w:color w:val="FF0000"/>
           <w:spacing w:val="4"/>
           <w:sz w:val="24"/>
@@ -2520,19 +2524,19 @@
     <w:p>
       <w:pPr>
         <w:spacing w:before="120" w:beforeLines="50" w:line="300" w:lineRule="auto"/>
-        <w:ind w:firstLine="496" w:firstLineChars="200"/>
-        <w:jc w:val="both"/>
-        <w:rPr>
-          <w:rFonts w:ascii="Arial Narrow" w:hAnsi="Arial Narrow" w:eastAsia="仿宋_GB2312"/>
-          <w:spacing w:val="4"/>
-          <w:sz w:val="24"/>
-          <w:szCs w:val="24"/>
-          <w:lang w:eastAsia="zh-CN"/>
-        </w:rPr>
-      </w:pPr>
-      <w:r>
-        <w:rPr>
-          <w:rFonts w:hint="eastAsia" w:ascii="Arial Narrow" w:hAnsi="Arial Narrow" w:eastAsia="仿宋_GB2312"/>
+        <w:ind w:firstLineChars="200" w:firstLine="420"/>
+        <w:jc w:val="both"/>
+        <w:rPr>
+          <w:rFonts w:ascii="Arial Narrow" w:hAnsi="Arial Narrow" w:eastAsia="仿宋_GB2312"/>
+          <w:spacing w:val="4"/>
+          <w:sz w:val="24"/>
+          <w:szCs w:val="24"/>
+          <w:lang w:eastAsia="zh-CN"/>
+        </w:rPr>
+      </w:pPr>
+      <w:r>
+        <w:rPr>
+          <w:rFonts w:hint="eastAsia" w:ascii="Times New Roman" w:hAnsi="Times New Roman" w:eastAsia="仿宋_GB2312"/>
           <w:spacing w:val="4"/>
           <w:sz w:val="24"/>
           <w:szCs w:val="24"/>
@@ -2544,19 +2548,19 @@
     <w:p>
       <w:pPr>
         <w:spacing w:before="120" w:beforeLines="50" w:line="300" w:lineRule="auto"/>
-        <w:ind w:firstLine="496" w:firstLineChars="200"/>
-        <w:jc w:val="both"/>
-        <w:rPr>
-          <w:rFonts w:ascii="Arial Narrow" w:hAnsi="Arial Narrow" w:eastAsia="仿宋_GB2312"/>
-          <w:spacing w:val="4"/>
-          <w:sz w:val="24"/>
-          <w:szCs w:val="24"/>
-          <w:lang w:eastAsia="zh-CN"/>
-        </w:rPr>
-      </w:pPr>
-      <w:r>
-        <w:rPr>
-          <w:rFonts w:hint="eastAsia" w:ascii="Arial Narrow" w:hAnsi="Arial Narrow" w:eastAsia="仿宋_GB2312"/>
+        <w:ind w:firstLineChars="200" w:firstLine="420"/>
+        <w:jc w:val="both"/>
+        <w:rPr>
+          <w:rFonts w:ascii="Arial Narrow" w:hAnsi="Arial Narrow" w:eastAsia="仿宋_GB2312"/>
+          <w:spacing w:val="4"/>
+          <w:sz w:val="24"/>
+          <w:szCs w:val="24"/>
+          <w:lang w:eastAsia="zh-CN"/>
+        </w:rPr>
+      </w:pPr>
+      <w:r>
+        <w:rPr>
+          <w:rFonts w:hint="eastAsia" w:ascii="Times New Roman" w:hAnsi="Times New Roman" w:eastAsia="仿宋_GB2312"/>
           <w:spacing w:val="4"/>
           <w:sz w:val="24"/>
           <w:szCs w:val="24"/>
@@ -2568,19 +2572,19 @@
     <w:p>
       <w:pPr>
         <w:spacing w:before="120" w:beforeLines="50" w:line="300" w:lineRule="auto"/>
-        <w:ind w:firstLine="496" w:firstLineChars="200"/>
-        <w:jc w:val="both"/>
-        <w:rPr>
-          <w:rFonts w:ascii="Arial Narrow" w:hAnsi="Arial Narrow" w:eastAsia="仿宋_GB2312"/>
-          <w:spacing w:val="4"/>
-          <w:sz w:val="24"/>
-          <w:szCs w:val="24"/>
-          <w:lang w:eastAsia="zh-CN"/>
-        </w:rPr>
-      </w:pPr>
-      <w:r>
-        <w:rPr>
-          <w:rFonts w:hint="eastAsia" w:ascii="Arial Narrow" w:hAnsi="Arial Narrow" w:eastAsia="仿宋_GB2312"/>
+        <w:ind w:firstLineChars="200" w:firstLine="420"/>
+        <w:jc w:val="both"/>
+        <w:rPr>
+          <w:rFonts w:ascii="Arial Narrow" w:hAnsi="Arial Narrow" w:eastAsia="仿宋_GB2312"/>
+          <w:spacing w:val="4"/>
+          <w:sz w:val="24"/>
+          <w:szCs w:val="24"/>
+          <w:lang w:eastAsia="zh-CN"/>
+        </w:rPr>
+      </w:pPr>
+      <w:r>
+        <w:rPr>
+          <w:rFonts w:hint="eastAsia" w:ascii="Times New Roman" w:hAnsi="Times New Roman" w:eastAsia="仿宋_GB2312"/>
           <w:spacing w:val="4"/>
           <w:sz w:val="24"/>
           <w:szCs w:val="24"/>
@@ -2592,19 +2596,19 @@
     <w:p>
       <w:pPr>
         <w:spacing w:before="120" w:beforeLines="50" w:line="300" w:lineRule="auto"/>
-        <w:ind w:firstLine="496" w:firstLineChars="200"/>
-        <w:jc w:val="both"/>
-        <w:rPr>
-          <w:rFonts w:ascii="Arial Narrow" w:hAnsi="Arial Narrow" w:eastAsia="仿宋_GB2312"/>
-          <w:spacing w:val="4"/>
-          <w:sz w:val="24"/>
-          <w:szCs w:val="24"/>
-          <w:lang w:eastAsia="zh-CN"/>
-        </w:rPr>
-      </w:pPr>
-      <w:r>
-        <w:rPr>
-          <w:rFonts w:ascii="Arial Narrow" w:hAnsi="Arial Narrow" w:eastAsia="仿宋_GB2312"/>
+        <w:ind w:firstLineChars="200" w:firstLine="420"/>
+        <w:jc w:val="both"/>
+        <w:rPr>
+          <w:rFonts w:ascii="Arial Narrow" w:hAnsi="Arial Narrow" w:eastAsia="仿宋_GB2312"/>
+          <w:spacing w:val="4"/>
+          <w:sz w:val="24"/>
+          <w:szCs w:val="24"/>
+          <w:lang w:eastAsia="zh-CN"/>
+        </w:rPr>
+      </w:pPr>
+      <w:r>
+        <w:rPr>
+          <w:rFonts w:ascii="Times New Roman" w:hAnsi="Times New Roman" w:eastAsia="仿宋_GB2312"/>
           <w:color w:val="FF0000"/>
           <w:spacing w:val="4"/>
           <w:sz w:val="24"/>
@@ -2617,19 +2621,19 @@
     <w:p>
       <w:pPr>
         <w:spacing w:before="120" w:beforeLines="50" w:line="300" w:lineRule="auto"/>
-        <w:ind w:firstLine="496" w:firstLineChars="200"/>
-        <w:jc w:val="both"/>
-        <w:rPr>
-          <w:rFonts w:ascii="Arial Narrow" w:hAnsi="Arial Narrow" w:eastAsia="仿宋_GB2312"/>
-          <w:spacing w:val="4"/>
-          <w:sz w:val="24"/>
-          <w:szCs w:val="24"/>
-          <w:lang w:eastAsia="zh-CN"/>
-        </w:rPr>
-      </w:pPr>
-      <w:r>
-        <w:rPr>
-          <w:rFonts w:hint="eastAsia" w:ascii="Arial Narrow" w:hAnsi="Arial Narrow" w:eastAsia="仿宋_GB2312"/>
+        <w:ind w:firstLineChars="200" w:firstLine="420"/>
+        <w:jc w:val="both"/>
+        <w:rPr>
+          <w:rFonts w:ascii="Arial Narrow" w:hAnsi="Arial Narrow" w:eastAsia="仿宋_GB2312"/>
+          <w:spacing w:val="4"/>
+          <w:sz w:val="24"/>
+          <w:szCs w:val="24"/>
+          <w:lang w:eastAsia="zh-CN"/>
+        </w:rPr>
+      </w:pPr>
+      <w:r>
+        <w:rPr>
+          <w:rFonts w:hint="eastAsia" w:ascii="Times New Roman" w:hAnsi="Times New Roman" w:eastAsia="仿宋_GB2312"/>
           <w:spacing w:val="4"/>
           <w:sz w:val="24"/>
           <w:szCs w:val="24"/>
@@ -2641,19 +2645,19 @@
     <w:p>
       <w:pPr>
         <w:spacing w:before="120" w:beforeLines="50" w:line="300" w:lineRule="auto"/>
-        <w:ind w:firstLine="496" w:firstLineChars="200"/>
-        <w:jc w:val="both"/>
-        <w:rPr>
-          <w:rFonts w:ascii="Arial Narrow" w:hAnsi="Arial Narrow" w:eastAsia="仿宋_GB2312"/>
-          <w:spacing w:val="4"/>
-          <w:sz w:val="24"/>
-          <w:szCs w:val="24"/>
-          <w:lang w:eastAsia="zh-CN"/>
-        </w:rPr>
-      </w:pPr>
-      <w:r>
-        <w:rPr>
-          <w:rFonts w:hint="eastAsia" w:ascii="Arial Narrow" w:hAnsi="Arial Narrow" w:eastAsia="仿宋_GB2312"/>
+        <w:ind w:firstLineChars="200" w:firstLine="420"/>
+        <w:jc w:val="both"/>
+        <w:rPr>
+          <w:rFonts w:ascii="Arial Narrow" w:hAnsi="Arial Narrow" w:eastAsia="仿宋_GB2312"/>
+          <w:spacing w:val="4"/>
+          <w:sz w:val="24"/>
+          <w:szCs w:val="24"/>
+          <w:lang w:eastAsia="zh-CN"/>
+        </w:rPr>
+      </w:pPr>
+      <w:r>
+        <w:rPr>
+          <w:rFonts w:hint="eastAsia" w:ascii="Times New Roman" w:hAnsi="Times New Roman" w:eastAsia="仿宋_GB2312"/>
           <w:spacing w:val="4"/>
           <w:sz w:val="24"/>
           <w:szCs w:val="24"/>
@@ -2665,19 +2669,19 @@
     <w:p>
       <w:pPr>
         <w:spacing w:before="120" w:beforeLines="50" w:line="300" w:lineRule="auto"/>
-        <w:ind w:firstLine="496" w:firstLineChars="200"/>
-        <w:jc w:val="both"/>
-        <w:rPr>
-          <w:rFonts w:ascii="Arial Narrow" w:hAnsi="Arial Narrow" w:eastAsia="仿宋_GB2312"/>
-          <w:spacing w:val="4"/>
-          <w:sz w:val="24"/>
-          <w:szCs w:val="24"/>
-          <w:lang w:eastAsia="zh-CN"/>
-        </w:rPr>
-      </w:pPr>
-      <w:r>
-        <w:rPr>
-          <w:rFonts w:hint="eastAsia" w:ascii="Arial Narrow" w:hAnsi="Arial Narrow" w:eastAsia="仿宋_GB2312"/>
+        <w:ind w:firstLineChars="200" w:firstLine="420"/>
+        <w:jc w:val="both"/>
+        <w:rPr>
+          <w:rFonts w:ascii="Arial Narrow" w:hAnsi="Arial Narrow" w:eastAsia="仿宋_GB2312"/>
+          <w:spacing w:val="4"/>
+          <w:sz w:val="24"/>
+          <w:szCs w:val="24"/>
+          <w:lang w:eastAsia="zh-CN"/>
+        </w:rPr>
+      </w:pPr>
+      <w:r>
+        <w:rPr>
+          <w:rFonts w:hint="eastAsia" w:ascii="Times New Roman" w:hAnsi="Times New Roman" w:eastAsia="仿宋_GB2312"/>
           <w:spacing w:val="4"/>
           <w:sz w:val="24"/>
           <w:szCs w:val="24"/>
@@ -2689,19 +2693,19 @@
     <w:p>
       <w:pPr>
         <w:spacing w:before="120" w:beforeLines="50" w:line="300" w:lineRule="auto"/>
-        <w:ind w:firstLine="496" w:firstLineChars="200"/>
-        <w:jc w:val="both"/>
-        <w:rPr>
-          <w:rFonts w:ascii="Arial Narrow" w:hAnsi="Arial Narrow" w:eastAsia="仿宋_GB2312"/>
-          <w:spacing w:val="4"/>
-          <w:sz w:val="24"/>
-          <w:szCs w:val="24"/>
-          <w:lang w:eastAsia="zh-CN"/>
-        </w:rPr>
-      </w:pPr>
-      <w:r>
-        <w:rPr>
-          <w:rFonts w:hint="eastAsia" w:ascii="Arial Narrow" w:hAnsi="Arial Narrow" w:eastAsia="仿宋_GB2312"/>
+        <w:ind w:firstLineChars="200" w:firstLine="420"/>
+        <w:jc w:val="both"/>
+        <w:rPr>
+          <w:rFonts w:ascii="Arial Narrow" w:hAnsi="Arial Narrow" w:eastAsia="仿宋_GB2312"/>
+          <w:spacing w:val="4"/>
+          <w:sz w:val="24"/>
+          <w:szCs w:val="24"/>
+          <w:lang w:eastAsia="zh-CN"/>
+        </w:rPr>
+      </w:pPr>
+      <w:r>
+        <w:rPr>
+          <w:rFonts w:hint="eastAsia" w:ascii="Times New Roman" w:hAnsi="Times New Roman" w:eastAsia="仿宋_GB2312"/>
           <w:spacing w:val="4"/>
           <w:sz w:val="24"/>
           <w:szCs w:val="24"/>
@@ -2713,19 +2717,19 @@
     <w:p>
       <w:pPr>
         <w:spacing w:before="120" w:beforeLines="50" w:line="300" w:lineRule="auto"/>
-        <w:ind w:firstLine="496" w:firstLineChars="200"/>
-        <w:jc w:val="both"/>
-        <w:rPr>
-          <w:rFonts w:ascii="Arial Narrow" w:hAnsi="Arial Narrow" w:eastAsia="仿宋_GB2312"/>
-          <w:spacing w:val="4"/>
-          <w:sz w:val="24"/>
-          <w:szCs w:val="24"/>
-          <w:lang w:eastAsia="zh-CN"/>
-        </w:rPr>
-      </w:pPr>
-      <w:r>
-        <w:rPr>
-          <w:rFonts w:ascii="Arial Narrow" w:hAnsi="Arial Narrow" w:eastAsia="仿宋_GB2312"/>
+        <w:ind w:firstLineChars="200" w:firstLine="420"/>
+        <w:jc w:val="both"/>
+        <w:rPr>
+          <w:rFonts w:ascii="Arial Narrow" w:hAnsi="Arial Narrow" w:eastAsia="仿宋_GB2312"/>
+          <w:spacing w:val="4"/>
+          <w:sz w:val="24"/>
+          <w:szCs w:val="24"/>
+          <w:lang w:eastAsia="zh-CN"/>
+        </w:rPr>
+      </w:pPr>
+      <w:r>
+        <w:rPr>
+          <w:rFonts w:ascii="Times New Roman" w:hAnsi="Times New Roman" w:eastAsia="仿宋_GB2312"/>
           <w:color w:val="FF0000"/>
           <w:spacing w:val="4"/>
           <w:sz w:val="24"/>
@@ -2738,19 +2742,19 @@
     <w:p>
       <w:pPr>
         <w:spacing w:before="120" w:beforeLines="50" w:line="300" w:lineRule="auto"/>
-        <w:ind w:firstLine="496" w:firstLineChars="200"/>
-        <w:jc w:val="both"/>
-        <w:rPr>
-          <w:rFonts w:ascii="Arial Narrow" w:hAnsi="Arial Narrow" w:eastAsia="仿宋_GB2312"/>
-          <w:spacing w:val="4"/>
-          <w:sz w:val="24"/>
-          <w:szCs w:val="24"/>
-          <w:lang w:eastAsia="zh-CN"/>
-        </w:rPr>
-      </w:pPr>
-      <w:r>
-        <w:rPr>
-          <w:rFonts w:hint="eastAsia" w:ascii="Arial Narrow" w:hAnsi="Arial Narrow" w:eastAsia="仿宋_GB2312"/>
+        <w:ind w:firstLineChars="200" w:firstLine="420"/>
+        <w:jc w:val="both"/>
+        <w:rPr>
+          <w:rFonts w:ascii="Arial Narrow" w:hAnsi="Arial Narrow" w:eastAsia="仿宋_GB2312"/>
+          <w:spacing w:val="4"/>
+          <w:sz w:val="24"/>
+          <w:szCs w:val="24"/>
+          <w:lang w:eastAsia="zh-CN"/>
+        </w:rPr>
+      </w:pPr>
+      <w:r>
+        <w:rPr>
+          <w:rFonts w:hint="eastAsia" w:ascii="Times New Roman" w:hAnsi="Times New Roman" w:eastAsia="仿宋_GB2312"/>
           <w:spacing w:val="4"/>
           <w:sz w:val="24"/>
           <w:szCs w:val="24"/>
@@ -2762,19 +2766,19 @@
     <w:p>
       <w:pPr>
         <w:spacing w:before="120" w:beforeLines="50" w:line="300" w:lineRule="auto"/>
-        <w:ind w:firstLine="496" w:firstLineChars="200"/>
-        <w:jc w:val="both"/>
-        <w:rPr>
-          <w:rFonts w:ascii="Arial Narrow" w:hAnsi="Arial Narrow" w:eastAsia="仿宋_GB2312"/>
-          <w:spacing w:val="4"/>
-          <w:sz w:val="24"/>
-          <w:szCs w:val="24"/>
-          <w:lang w:eastAsia="zh-CN"/>
-        </w:rPr>
-      </w:pPr>
-      <w:r>
-        <w:rPr>
-          <w:rFonts w:hint="eastAsia" w:ascii="Arial Narrow" w:hAnsi="Arial Narrow" w:eastAsia="仿宋_GB2312"/>
+        <w:ind w:firstLineChars="200" w:firstLine="420"/>
+        <w:jc w:val="both"/>
+        <w:rPr>
+          <w:rFonts w:ascii="Arial Narrow" w:hAnsi="Arial Narrow" w:eastAsia="仿宋_GB2312"/>
+          <w:spacing w:val="4"/>
+          <w:sz w:val="24"/>
+          <w:szCs w:val="24"/>
+          <w:lang w:eastAsia="zh-CN"/>
+        </w:rPr>
+      </w:pPr>
+      <w:r>
+        <w:rPr>
+          <w:rFonts w:hint="eastAsia" w:ascii="Times New Roman" w:hAnsi="Times New Roman" w:eastAsia="仿宋_GB2312"/>
           <w:spacing w:val="4"/>
           <w:sz w:val="24"/>
           <w:szCs w:val="24"/>
@@ -2786,19 +2790,19 @@
     <w:p>
       <w:pPr>
         <w:spacing w:before="120" w:beforeLines="50" w:line="300" w:lineRule="auto"/>
-        <w:ind w:firstLine="496" w:firstLineChars="200"/>
-        <w:jc w:val="both"/>
-        <w:rPr>
-          <w:rFonts w:ascii="Arial Narrow" w:hAnsi="Arial Narrow" w:eastAsia="仿宋_GB2312"/>
-          <w:spacing w:val="4"/>
-          <w:sz w:val="24"/>
-          <w:szCs w:val="24"/>
-          <w:lang w:eastAsia="zh-CN"/>
-        </w:rPr>
-      </w:pPr>
-      <w:r>
-        <w:rPr>
-          <w:rFonts w:hint="eastAsia" w:ascii="Arial Narrow" w:hAnsi="Arial Narrow" w:eastAsia="仿宋_GB2312"/>
+        <w:ind w:firstLineChars="200" w:firstLine="420"/>
+        <w:jc w:val="both"/>
+        <w:rPr>
+          <w:rFonts w:ascii="Arial Narrow" w:hAnsi="Arial Narrow" w:eastAsia="仿宋_GB2312"/>
+          <w:spacing w:val="4"/>
+          <w:sz w:val="24"/>
+          <w:szCs w:val="24"/>
+          <w:lang w:eastAsia="zh-CN"/>
+        </w:rPr>
+      </w:pPr>
+      <w:r>
+        <w:rPr>
+          <w:rFonts w:hint="eastAsia" w:ascii="Times New Roman" w:hAnsi="Times New Roman" w:eastAsia="仿宋_GB2312"/>
           <w:spacing w:val="4"/>
           <w:sz w:val="24"/>
           <w:szCs w:val="24"/>
@@ -2842,19 +2846,19 @@
     <w:p>
       <w:pPr>
         <w:spacing w:before="120" w:beforeLines="50" w:line="300" w:lineRule="auto"/>
-        <w:ind w:firstLine="496" w:firstLineChars="200"/>
-        <w:jc w:val="both"/>
-        <w:rPr>
-          <w:rFonts w:ascii="Arial Narrow" w:hAnsi="Arial Narrow" w:eastAsia="仿宋_GB2312"/>
-          <w:spacing w:val="4"/>
-          <w:sz w:val="24"/>
-          <w:szCs w:val="24"/>
-          <w:lang w:eastAsia="zh-CN"/>
-        </w:rPr>
-      </w:pPr>
-      <w:r>
-        <w:rPr>
-          <w:rFonts w:ascii="Arial Narrow" w:hAnsi="Arial Narrow" w:eastAsia="仿宋_GB2312"/>
+        <w:ind w:firstLineChars="200" w:firstLine="420"/>
+        <w:jc w:val="both"/>
+        <w:rPr>
+          <w:rFonts w:ascii="Arial Narrow" w:hAnsi="Arial Narrow" w:eastAsia="仿宋_GB2312"/>
+          <w:spacing w:val="4"/>
+          <w:sz w:val="24"/>
+          <w:szCs w:val="24"/>
+          <w:lang w:eastAsia="zh-CN"/>
+        </w:rPr>
+      </w:pPr>
+      <w:r>
+        <w:rPr>
+          <w:rFonts w:ascii="Times New Roman" w:hAnsi="Times New Roman" w:eastAsia="仿宋_GB2312"/>
           <w:color w:val="FF0000"/>
           <w:spacing w:val="4"/>
           <w:sz w:val="24"/>
@@ -2867,19 +2871,19 @@
     <w:p>
       <w:pPr>
         <w:spacing w:before="120" w:beforeLines="50" w:line="300" w:lineRule="auto"/>
-        <w:ind w:firstLine="496" w:firstLineChars="200"/>
-        <w:jc w:val="both"/>
-        <w:rPr>
-          <w:rFonts w:ascii="Arial Narrow" w:hAnsi="Arial Narrow" w:eastAsia="仿宋_GB2312"/>
-          <w:spacing w:val="4"/>
-          <w:sz w:val="24"/>
-          <w:szCs w:val="24"/>
-          <w:lang w:eastAsia="zh-CN"/>
-        </w:rPr>
-      </w:pPr>
-      <w:r>
-        <w:rPr>
-          <w:rFonts w:hint="eastAsia" w:ascii="Arial Narrow" w:hAnsi="Arial Narrow" w:eastAsia="仿宋_GB2312"/>
+        <w:ind w:firstLineChars="200" w:firstLine="420"/>
+        <w:jc w:val="both"/>
+        <w:rPr>
+          <w:rFonts w:ascii="Arial Narrow" w:hAnsi="Arial Narrow" w:eastAsia="仿宋_GB2312"/>
+          <w:spacing w:val="4"/>
+          <w:sz w:val="24"/>
+          <w:szCs w:val="24"/>
+          <w:lang w:eastAsia="zh-CN"/>
+        </w:rPr>
+      </w:pPr>
+      <w:r>
+        <w:rPr>
+          <w:rFonts w:hint="eastAsia" w:ascii="Times New Roman" w:hAnsi="Times New Roman" w:eastAsia="仿宋_GB2312"/>
           <w:spacing w:val="4"/>
           <w:sz w:val="24"/>
           <w:szCs w:val="24"/>
@@ -2891,19 +2895,19 @@
     <w:p>
       <w:pPr>
         <w:spacing w:before="120" w:beforeLines="50" w:line="300" w:lineRule="auto"/>
-        <w:ind w:firstLine="496" w:firstLineChars="200"/>
-        <w:jc w:val="both"/>
-        <w:rPr>
-          <w:rFonts w:ascii="Arial Narrow" w:hAnsi="Arial Narrow" w:eastAsia="仿宋_GB2312"/>
-          <w:spacing w:val="4"/>
-          <w:sz w:val="24"/>
-          <w:szCs w:val="24"/>
-          <w:lang w:eastAsia="zh-CN"/>
-        </w:rPr>
-      </w:pPr>
-      <w:r>
-        <w:rPr>
-          <w:rFonts w:hint="eastAsia" w:ascii="Arial Narrow" w:hAnsi="Arial Narrow" w:eastAsia="仿宋_GB2312"/>
+        <w:ind w:firstLineChars="200" w:firstLine="420"/>
+        <w:jc w:val="both"/>
+        <w:rPr>
+          <w:rFonts w:ascii="Arial Narrow" w:hAnsi="Arial Narrow" w:eastAsia="仿宋_GB2312"/>
+          <w:spacing w:val="4"/>
+          <w:sz w:val="24"/>
+          <w:szCs w:val="24"/>
+          <w:lang w:eastAsia="zh-CN"/>
+        </w:rPr>
+      </w:pPr>
+      <w:r>
+        <w:rPr>
+          <w:rFonts w:hint="eastAsia" w:ascii="Times New Roman" w:hAnsi="Times New Roman" w:eastAsia="仿宋_GB2312"/>
           <w:spacing w:val="4"/>
           <w:sz w:val="24"/>
           <w:szCs w:val="24"/>
@@ -2942,19 +2946,19 @@
     <w:p>
       <w:pPr>
         <w:spacing w:before="120" w:beforeLines="50" w:line="300" w:lineRule="auto"/>
-        <w:ind w:firstLine="496" w:firstLineChars="200"/>
-        <w:jc w:val="both"/>
-        <w:rPr>
-          <w:rFonts w:ascii="Arial Narrow" w:hAnsi="Arial Narrow" w:eastAsia="仿宋_GB2312"/>
-          <w:spacing w:val="4"/>
-          <w:sz w:val="24"/>
-          <w:szCs w:val="24"/>
-          <w:lang w:eastAsia="zh-CN"/>
-        </w:rPr>
-      </w:pPr>
-      <w:r>
-        <w:rPr>
-          <w:rFonts w:hint="eastAsia" w:ascii="Arial Narrow" w:hAnsi="Arial Narrow" w:eastAsia="仿宋_GB2312"/>
+        <w:ind w:firstLineChars="200" w:firstLine="420"/>
+        <w:jc w:val="both"/>
+        <w:rPr>
+          <w:rFonts w:ascii="Arial Narrow" w:hAnsi="Arial Narrow" w:eastAsia="仿宋_GB2312"/>
+          <w:spacing w:val="4"/>
+          <w:sz w:val="24"/>
+          <w:szCs w:val="24"/>
+          <w:lang w:eastAsia="zh-CN"/>
+        </w:rPr>
+      </w:pPr>
+      <w:r>
+        <w:rPr>
+          <w:rFonts w:hint="eastAsia" w:ascii="Times New Roman" w:hAnsi="Times New Roman" w:eastAsia="仿宋_GB2312"/>
           <w:spacing w:val="4"/>
           <w:sz w:val="24"/>
           <w:szCs w:val="24"/>
@@ -2966,19 +2970,19 @@
     <w:p>
       <w:pPr>
         <w:spacing w:before="120" w:beforeLines="50" w:line="300" w:lineRule="auto"/>
-        <w:ind w:firstLine="496" w:firstLineChars="200"/>
-        <w:jc w:val="both"/>
-        <w:rPr>
-          <w:rFonts w:ascii="Arial Narrow" w:hAnsi="Arial Narrow" w:eastAsia="仿宋_GB2312"/>
-          <w:spacing w:val="4"/>
-          <w:sz w:val="24"/>
-          <w:szCs w:val="24"/>
-          <w:lang w:eastAsia="zh-CN"/>
-        </w:rPr>
-      </w:pPr>
-      <w:r>
-        <w:rPr>
-          <w:rFonts w:hint="eastAsia" w:ascii="Arial Narrow" w:hAnsi="Arial Narrow" w:eastAsia="仿宋_GB2312"/>
+        <w:ind w:firstLineChars="200" w:firstLine="420"/>
+        <w:jc w:val="both"/>
+        <w:rPr>
+          <w:rFonts w:ascii="Arial Narrow" w:hAnsi="Arial Narrow" w:eastAsia="仿宋_GB2312"/>
+          <w:spacing w:val="4"/>
+          <w:sz w:val="24"/>
+          <w:szCs w:val="24"/>
+          <w:lang w:eastAsia="zh-CN"/>
+        </w:rPr>
+      </w:pPr>
+      <w:r>
+        <w:rPr>
+          <w:rFonts w:hint="eastAsia" w:ascii="Times New Roman" w:hAnsi="Times New Roman" w:eastAsia="仿宋_GB2312"/>
           <w:spacing w:val="4"/>
           <w:sz w:val="24"/>
           <w:szCs w:val="24"/>
@@ -2990,19 +2994,19 @@
     <w:p>
       <w:pPr>
         <w:spacing w:before="120" w:beforeLines="50" w:line="300" w:lineRule="auto"/>
-        <w:ind w:firstLine="496" w:firstLineChars="200"/>
-        <w:jc w:val="both"/>
-        <w:rPr>
-          <w:rFonts w:ascii="Arial Narrow" w:hAnsi="Arial Narrow" w:eastAsia="仿宋_GB2312"/>
-          <w:spacing w:val="4"/>
-          <w:sz w:val="24"/>
-          <w:szCs w:val="24"/>
-          <w:lang w:eastAsia="zh-CN"/>
-        </w:rPr>
-      </w:pPr>
-      <w:r>
-        <w:rPr>
-          <w:rFonts w:hint="eastAsia" w:ascii="Arial Narrow" w:hAnsi="Arial Narrow" w:eastAsia="仿宋_GB2312"/>
+        <w:ind w:firstLineChars="200" w:firstLine="420"/>
+        <w:jc w:val="both"/>
+        <w:rPr>
+          <w:rFonts w:ascii="Arial Narrow" w:hAnsi="Arial Narrow" w:eastAsia="仿宋_GB2312"/>
+          <w:spacing w:val="4"/>
+          <w:sz w:val="24"/>
+          <w:szCs w:val="24"/>
+          <w:lang w:eastAsia="zh-CN"/>
+        </w:rPr>
+      </w:pPr>
+      <w:r>
+        <w:rPr>
+          <w:rFonts w:hint="eastAsia" w:ascii="Times New Roman" w:hAnsi="Times New Roman" w:eastAsia="仿宋_GB2312"/>
           <w:spacing w:val="4"/>
           <w:sz w:val="24"/>
           <w:szCs w:val="24"/>
@@ -3014,19 +3018,19 @@
     <w:p>
       <w:pPr>
         <w:spacing w:before="120" w:beforeLines="50" w:line="300" w:lineRule="auto"/>
-        <w:ind w:firstLine="496" w:firstLineChars="200"/>
-        <w:jc w:val="both"/>
-        <w:rPr>
-          <w:rFonts w:ascii="Arial Narrow" w:hAnsi="Arial Narrow" w:eastAsia="仿宋_GB2312"/>
-          <w:spacing w:val="4"/>
-          <w:sz w:val="24"/>
-          <w:szCs w:val="24"/>
-          <w:lang w:eastAsia="zh-CN"/>
-        </w:rPr>
-      </w:pPr>
-      <w:r>
-        <w:rPr>
-          <w:rFonts w:hint="eastAsia" w:ascii="Arial Narrow" w:hAnsi="Arial Narrow" w:eastAsia="仿宋_GB2312"/>
+        <w:ind w:firstLineChars="200" w:firstLine="420"/>
+        <w:jc w:val="both"/>
+        <w:rPr>
+          <w:rFonts w:ascii="Arial Narrow" w:hAnsi="Arial Narrow" w:eastAsia="仿宋_GB2312"/>
+          <w:spacing w:val="4"/>
+          <w:sz w:val="24"/>
+          <w:szCs w:val="24"/>
+          <w:lang w:eastAsia="zh-CN"/>
+        </w:rPr>
+      </w:pPr>
+      <w:r>
+        <w:rPr>
+          <w:rFonts w:hint="eastAsia" w:ascii="Times New Roman" w:hAnsi="Times New Roman" w:eastAsia="仿宋_GB2312"/>
           <w:spacing w:val="4"/>
           <w:sz w:val="24"/>
           <w:szCs w:val="24"/>
@@ -3038,19 +3042,19 @@
     <w:p>
       <w:pPr>
         <w:spacing w:before="120" w:beforeLines="50" w:line="300" w:lineRule="auto"/>
-        <w:ind w:firstLine="496" w:firstLineChars="200"/>
-        <w:jc w:val="both"/>
-        <w:rPr>
-          <w:rFonts w:ascii="Arial Narrow" w:hAnsi="Arial Narrow" w:eastAsia="仿宋_GB2312"/>
-          <w:spacing w:val="4"/>
-          <w:sz w:val="24"/>
-          <w:szCs w:val="24"/>
-          <w:lang w:eastAsia="zh-CN"/>
-        </w:rPr>
-      </w:pPr>
-      <w:r>
-        <w:rPr>
-          <w:rFonts w:hint="eastAsia" w:ascii="Arial Narrow" w:hAnsi="Arial Narrow" w:eastAsia="仿宋_GB2312"/>
+        <w:ind w:firstLineChars="200" w:firstLine="420"/>
+        <w:jc w:val="both"/>
+        <w:rPr>
+          <w:rFonts w:ascii="Arial Narrow" w:hAnsi="Arial Narrow" w:eastAsia="仿宋_GB2312"/>
+          <w:spacing w:val="4"/>
+          <w:sz w:val="24"/>
+          <w:szCs w:val="24"/>
+          <w:lang w:eastAsia="zh-CN"/>
+        </w:rPr>
+      </w:pPr>
+      <w:r>
+        <w:rPr>
+          <w:rFonts w:hint="eastAsia" w:ascii="Times New Roman" w:hAnsi="Times New Roman" w:eastAsia="仿宋_GB2312"/>
           <w:spacing w:val="4"/>
           <w:sz w:val="24"/>
           <w:szCs w:val="24"/>
@@ -3062,19 +3066,19 @@
     <w:p>
       <w:pPr>
         <w:spacing w:before="120" w:beforeLines="50" w:line="300" w:lineRule="auto"/>
-        <w:ind w:firstLine="496" w:firstLineChars="200"/>
-        <w:jc w:val="both"/>
-        <w:rPr>
-          <w:rFonts w:ascii="Arial Narrow" w:hAnsi="Arial Narrow" w:eastAsia="仿宋_GB2312"/>
-          <w:spacing w:val="4"/>
-          <w:sz w:val="24"/>
-          <w:szCs w:val="24"/>
-          <w:lang w:eastAsia="zh-CN"/>
-        </w:rPr>
-      </w:pPr>
-      <w:r>
-        <w:rPr>
-          <w:rFonts w:hint="eastAsia" w:ascii="Arial Narrow" w:hAnsi="Arial Narrow" w:eastAsia="仿宋_GB2312"/>
+        <w:ind w:firstLineChars="200" w:firstLine="420"/>
+        <w:jc w:val="both"/>
+        <w:rPr>
+          <w:rFonts w:ascii="Arial Narrow" w:hAnsi="Arial Narrow" w:eastAsia="仿宋_GB2312"/>
+          <w:spacing w:val="4"/>
+          <w:sz w:val="24"/>
+          <w:szCs w:val="24"/>
+          <w:lang w:eastAsia="zh-CN"/>
+        </w:rPr>
+      </w:pPr>
+      <w:r>
+        <w:rPr>
+          <w:rFonts w:hint="eastAsia" w:ascii="Times New Roman" w:hAnsi="Times New Roman" w:eastAsia="仿宋_GB2312"/>
           <w:spacing w:val="4"/>
           <w:sz w:val="24"/>
           <w:szCs w:val="24"/>
@@ -3086,19 +3090,19 @@
     <w:p>
       <w:pPr>
         <w:spacing w:before="120" w:beforeLines="50" w:line="300" w:lineRule="auto"/>
-        <w:ind w:firstLine="496" w:firstLineChars="200"/>
-        <w:jc w:val="both"/>
-        <w:rPr>
-          <w:rFonts w:ascii="Arial Narrow" w:hAnsi="Arial Narrow" w:eastAsia="仿宋_GB2312"/>
-          <w:spacing w:val="4"/>
-          <w:sz w:val="24"/>
-          <w:szCs w:val="24"/>
-          <w:lang w:eastAsia="zh-CN"/>
-        </w:rPr>
-      </w:pPr>
-      <w:r>
-        <w:rPr>
-          <w:rFonts w:hint="eastAsia" w:ascii="Arial Narrow" w:hAnsi="Arial Narrow" w:eastAsia="仿宋_GB2312"/>
+        <w:ind w:firstLineChars="200" w:firstLine="420"/>
+        <w:jc w:val="both"/>
+        <w:rPr>
+          <w:rFonts w:ascii="Arial Narrow" w:hAnsi="Arial Narrow" w:eastAsia="仿宋_GB2312"/>
+          <w:spacing w:val="4"/>
+          <w:sz w:val="24"/>
+          <w:szCs w:val="24"/>
+          <w:lang w:eastAsia="zh-CN"/>
+        </w:rPr>
+      </w:pPr>
+      <w:r>
+        <w:rPr>
+          <w:rFonts w:hint="eastAsia" w:ascii="Times New Roman" w:hAnsi="Times New Roman" w:eastAsia="仿宋_GB2312"/>
           <w:spacing w:val="4"/>
           <w:sz w:val="24"/>
           <w:szCs w:val="24"/>
@@ -3110,7 +3114,7 @@
     <w:p>
       <w:pPr>
         <w:spacing w:before="120" w:beforeLines="50" w:line="300" w:lineRule="auto"/>
-        <w:ind w:firstLine="496" w:firstLineChars="200"/>
+        <w:ind w:firstLineChars="200" w:firstLine="420"/>
         <w:jc w:val="both"/>
         <w:rPr>
           <w:rFonts w:ascii="Arial Narrow" w:hAnsi="Arial Narrow" w:eastAsia="仿宋_GB2312"/>
@@ -3123,7 +3127,7 @@
       </w:pPr>
       <w:r>
         <w:rPr>
-          <w:rFonts w:hint="eastAsia" w:ascii="Arial Narrow" w:hAnsi="Arial Narrow" w:eastAsia="仿宋_GB2312"/>
+          <w:rFonts w:hint="eastAsia" w:ascii="Times New Roman" w:hAnsi="Times New Roman" w:eastAsia="仿宋_GB2312"/>
           <w:spacing w:val="4"/>
           <w:sz w:val="24"/>
           <w:szCs w:val="24"/>
@@ -3135,19 +3139,19 @@
     <w:p>
       <w:pPr>
         <w:spacing w:before="120" w:beforeLines="50" w:line="300" w:lineRule="auto"/>
-        <w:ind w:firstLine="496" w:firstLineChars="200"/>
-        <w:jc w:val="both"/>
-        <w:rPr>
-          <w:rFonts w:ascii="Arial Narrow" w:hAnsi="Arial Narrow" w:eastAsia="仿宋_GB2312"/>
-          <w:spacing w:val="4"/>
-          <w:sz w:val="24"/>
-          <w:szCs w:val="24"/>
-          <w:lang w:eastAsia="zh-CN"/>
-        </w:rPr>
-      </w:pPr>
-      <w:r>
-        <w:rPr>
-          <w:rFonts w:hint="eastAsia" w:ascii="Arial Narrow" w:hAnsi="Arial Narrow" w:eastAsia="仿宋_GB2312"/>
+        <w:ind w:firstLineChars="200" w:firstLine="420"/>
+        <w:jc w:val="both"/>
+        <w:rPr>
+          <w:rFonts w:ascii="Arial Narrow" w:hAnsi="Arial Narrow" w:eastAsia="仿宋_GB2312"/>
+          <w:spacing w:val="4"/>
+          <w:sz w:val="24"/>
+          <w:szCs w:val="24"/>
+          <w:lang w:eastAsia="zh-CN"/>
+        </w:rPr>
+      </w:pPr>
+      <w:r>
+        <w:rPr>
+          <w:rFonts w:hint="eastAsia" w:ascii="Times New Roman" w:hAnsi="Times New Roman" w:eastAsia="仿宋_GB2312"/>
           <w:spacing w:val="4"/>
           <w:sz w:val="24"/>
           <w:szCs w:val="24"/>
@@ -3159,19 +3163,19 @@
     <w:p>
       <w:pPr>
         <w:spacing w:before="120" w:beforeLines="50" w:line="300" w:lineRule="auto"/>
-        <w:ind w:firstLine="496" w:firstLineChars="200"/>
-        <w:jc w:val="both"/>
-        <w:rPr>
-          <w:rFonts w:ascii="Arial Narrow" w:hAnsi="Arial Narrow" w:eastAsia="仿宋_GB2312"/>
-          <w:spacing w:val="4"/>
-          <w:sz w:val="24"/>
-          <w:szCs w:val="24"/>
-          <w:lang w:eastAsia="zh-CN"/>
-        </w:rPr>
-      </w:pPr>
-      <w:r>
-        <w:rPr>
-          <w:rFonts w:hint="eastAsia" w:ascii="Arial Narrow" w:hAnsi="Arial Narrow" w:eastAsia="仿宋_GB2312"/>
+        <w:ind w:firstLineChars="200" w:firstLine="420"/>
+        <w:jc w:val="both"/>
+        <w:rPr>
+          <w:rFonts w:ascii="Arial Narrow" w:hAnsi="Arial Narrow" w:eastAsia="仿宋_GB2312"/>
+          <w:spacing w:val="4"/>
+          <w:sz w:val="24"/>
+          <w:szCs w:val="24"/>
+          <w:lang w:eastAsia="zh-CN"/>
+        </w:rPr>
+      </w:pPr>
+      <w:r>
+        <w:rPr>
+          <w:rFonts w:hint="eastAsia" w:ascii="Times New Roman" w:hAnsi="Times New Roman" w:eastAsia="仿宋_GB2312"/>
           <w:spacing w:val="4"/>
           <w:sz w:val="24"/>
           <w:szCs w:val="24"/>
@@ -3183,19 +3187,19 @@
     <w:p>
       <w:pPr>
         <w:spacing w:before="120" w:beforeLines="50" w:line="300" w:lineRule="auto"/>
-        <w:ind w:firstLine="496" w:firstLineChars="200"/>
-        <w:jc w:val="both"/>
-        <w:rPr>
-          <w:rFonts w:ascii="Arial Narrow" w:hAnsi="Arial Narrow" w:eastAsia="仿宋_GB2312"/>
-          <w:spacing w:val="4"/>
-          <w:sz w:val="24"/>
-          <w:szCs w:val="24"/>
-          <w:lang w:eastAsia="zh-CN"/>
-        </w:rPr>
-      </w:pPr>
-      <w:r>
-        <w:rPr>
-          <w:rFonts w:hint="eastAsia" w:ascii="Arial Narrow" w:hAnsi="Arial Narrow" w:eastAsia="仿宋_GB2312"/>
+        <w:ind w:firstLineChars="200" w:firstLine="420"/>
+        <w:jc w:val="both"/>
+        <w:rPr>
+          <w:rFonts w:ascii="Arial Narrow" w:hAnsi="Arial Narrow" w:eastAsia="仿宋_GB2312"/>
+          <w:spacing w:val="4"/>
+          <w:sz w:val="24"/>
+          <w:szCs w:val="24"/>
+          <w:lang w:eastAsia="zh-CN"/>
+        </w:rPr>
+      </w:pPr>
+      <w:r>
+        <w:rPr>
+          <w:rFonts w:hint="eastAsia" w:ascii="Times New Roman" w:hAnsi="Times New Roman" w:eastAsia="仿宋_GB2312"/>
           <w:spacing w:val="4"/>
           <w:sz w:val="24"/>
           <w:szCs w:val="24"/>

--- a/backend/data/audit_report_templates/report_body/1.2 模版A-无保留意见审计报告模板（上市公司、三板创新层及公开发债）-详版.docx
+++ b/backend/data/audit_report_templates/report_body/1.2 模版A-无保留意见审计报告模板（上市公司、三板创新层及公开发债）-详版.docx
@@ -296,7 +296,7 @@
     </w:p>
     <w:p>
       <w:pPr>
-        <w:spacing w:line="2400" w:lineRule="auto"/>
+        <w:spacing w:line="360" w:lineRule="auto"/>
         <w:jc w:val="center"/>
         <w:rPr>
           <w:rFonts w:ascii="黑体" w:hAnsi="Arial Narrow" w:eastAsia="黑体"/>
